--- a/WebContent/docx/实体瘤462基因检测报告-单样本-基智远.docx
+++ b/WebContent/docx/实体瘤462基因检测报告-单样本-基智远.docx
@@ -9,6 +9,8 @@
           <w:szCs w:val="20"/>
         </w:rPr>
       </w:pPr>
+      <w:bookmarkStart w:id="80" w:name="_GoBack"/>
+      <w:bookmarkEnd w:id="80"/>
       <w:r>
         <w:rPr>
           <w:rFonts w:hint="eastAsia" w:eastAsia="宋体"/>
@@ -17,7 +19,7 @@
           <w:lang w:eastAsia="zh-CN"/>
         </w:rPr>
         <w:drawing>
-          <wp:anchor distT="0" distB="0" distL="114300" distR="114300" simplePos="0" relativeHeight="251665408" behindDoc="0" locked="0" layoutInCell="1" allowOverlap="1">
+          <wp:anchor distT="0" distB="0" distL="114300" distR="114300" simplePos="0" relativeHeight="251663360" behindDoc="0" locked="0" layoutInCell="1" allowOverlap="1">
             <wp:simplePos x="0" y="0"/>
             <wp:positionH relativeFrom="column">
               <wp:posOffset>-666750</wp:posOffset>
@@ -70,7 +72,7 @@
           <w:lang w:eastAsia="zh-CN"/>
         </w:rPr>
         <w:drawing>
-          <wp:anchor distT="0" distB="0" distL="0" distR="0" simplePos="0" relativeHeight="251667456" behindDoc="0" locked="0" layoutInCell="1" allowOverlap="1">
+          <wp:anchor distT="0" distB="0" distL="0" distR="0" simplePos="0" relativeHeight="251665408" behindDoc="0" locked="0" layoutInCell="1" allowOverlap="1">
             <wp:simplePos x="0" y="0"/>
             <wp:positionH relativeFrom="column">
               <wp:posOffset>4622165</wp:posOffset>
@@ -931,12 +933,12 @@
               <w:lang w:val="en-US" w:eastAsia="en-US" w:bidi="ar-SA"/>
             </w:rPr>
           </w:pPr>
-          <w:bookmarkStart w:id="0" w:name="_Toc21009_WPSOffice_Level1"/>
+          <w:bookmarkStart w:id="0" w:name="_Toc24178_WPSOffice_Level1"/>
           <w:bookmarkStart w:id="1" w:name="_Toc21669"/>
-          <w:bookmarkStart w:id="2" w:name="_Toc24178_WPSOffice_Level1"/>
-          <w:bookmarkStart w:id="3" w:name="_Toc3619"/>
+          <w:bookmarkStart w:id="2" w:name="_Toc3619"/>
+          <w:bookmarkStart w:id="3" w:name="_Toc30143_WPSOffice_Level1"/>
           <w:bookmarkStart w:id="4" w:name="_Toc13806"/>
-          <w:bookmarkStart w:id="5" w:name="_Toc30143_WPSOffice_Level1"/>
+          <w:bookmarkStart w:id="5" w:name="_Toc21009_WPSOffice_Level1"/>
           <w:r>
             <w:rPr>
               <w:rFonts w:ascii="宋体" w:hAnsi="宋体" w:eastAsia="宋体"/>
@@ -3284,12 +3286,12 @@
           <w:szCs w:val="32"/>
         </w:rPr>
       </w:pPr>
-      <w:bookmarkStart w:id="7" w:name="_Toc26731"/>
-      <w:bookmarkStart w:id="8" w:name="_Toc17451"/>
-      <w:bookmarkStart w:id="9" w:name="_Toc5680"/>
-      <w:bookmarkStart w:id="10" w:name="_Toc11015_WPSOffice_Level1"/>
-      <w:bookmarkStart w:id="11" w:name="_Toc7021_WPSOffice_Level1"/>
-      <w:bookmarkStart w:id="12" w:name="_Toc18062_WPSOffice_Level1"/>
+      <w:bookmarkStart w:id="7" w:name="_Toc18062_WPSOffice_Level1"/>
+      <w:bookmarkStart w:id="8" w:name="_Toc5680"/>
+      <w:bookmarkStart w:id="9" w:name="_Toc17451"/>
+      <w:bookmarkStart w:id="10" w:name="_Toc26731"/>
+      <w:bookmarkStart w:id="11" w:name="_Toc11015_WPSOffice_Level1"/>
+      <w:bookmarkStart w:id="12" w:name="_Toc7021_WPSOffice_Level1"/>
       <w:bookmarkStart w:id="13" w:name="_Toc3823"/>
       <w:r>
         <w:rPr>
@@ -3598,9 +3600,9 @@
       <w:bookmarkStart w:id="15" w:name="_Toc29251"/>
       <w:bookmarkStart w:id="16" w:name="_Toc7496"/>
       <w:bookmarkStart w:id="17" w:name="_Toc25920"/>
-      <w:bookmarkStart w:id="18" w:name="_Toc23369_WPSOffice_Level1"/>
-      <w:bookmarkStart w:id="19" w:name="_Toc16576"/>
-      <w:bookmarkStart w:id="20" w:name="_Toc18058"/>
+      <w:bookmarkStart w:id="18" w:name="_Toc18058"/>
+      <w:bookmarkStart w:id="19" w:name="_Toc23369_WPSOffice_Level1"/>
+      <w:bookmarkStart w:id="20" w:name="_Toc16576"/>
       <w:bookmarkStart w:id="21" w:name="_Toc6221_WPSOffice_Level1"/>
       <w:r>
         <w:rPr>
@@ -5466,140 +5468,6 @@
           <w:lang w:eastAsia="zh-CN"/>
         </w:rPr>
       </w:pPr>
-      <w:r>
-        <w:rPr>
-          <w:sz w:val="22"/>
-        </w:rPr>
-        <mc:AlternateContent>
-          <mc:Choice Requires="wpg">
-            <w:drawing>
-              <wp:anchor distT="0" distB="0" distL="114300" distR="114300" simplePos="0" relativeHeight="251661312" behindDoc="0" locked="0" layoutInCell="1" allowOverlap="1">
-                <wp:simplePos x="0" y="0"/>
-                <wp:positionH relativeFrom="column">
-                  <wp:posOffset>2782570</wp:posOffset>
-                </wp:positionH>
-                <wp:positionV relativeFrom="paragraph">
-                  <wp:posOffset>52070</wp:posOffset>
-                </wp:positionV>
-                <wp:extent cx="2735580" cy="452755"/>
-                <wp:effectExtent l="0" t="0" r="0" b="0"/>
-                <wp:wrapNone/>
-                <wp:docPr id="5" name="组合 5"/>
-                <wp:cNvGraphicFramePr/>
-                <a:graphic xmlns:a="http://schemas.openxmlformats.org/drawingml/2006/main">
-                  <a:graphicData uri="http://schemas.microsoft.com/office/word/2010/wordprocessingGroup">
-                    <wpg:wgp>
-                      <wpg:cNvGrpSpPr/>
-                      <wpg:grpSpPr>
-                        <a:xfrm>
-                          <a:off x="0" y="0"/>
-                          <a:ext cx="2735580" cy="452755"/>
-                          <a:chOff x="19211" y="19395"/>
-                          <a:chExt cx="4308" cy="713"/>
-                        </a:xfrm>
-                      </wpg:grpSpPr>
-                      <pic:pic xmlns:pic="http://schemas.openxmlformats.org/drawingml/2006/picture">
-                        <pic:nvPicPr>
-                          <pic:cNvPr id="14" name="图片 6" descr="蔡冬雪"/>
-                          <pic:cNvPicPr>
-                            <a:picLocks noChangeAspect="1"/>
-                          </pic:cNvPicPr>
-                        </pic:nvPicPr>
-                        <pic:blipFill>
-                          <a:blip r:embed="rId12">
-                            <a:clrChange>
-                              <a:clrFrom>
-                                <a:srgbClr val="FFFFFF">
-                                  <a:alpha val="100000"/>
-                                </a:srgbClr>
-                              </a:clrFrom>
-                              <a:clrTo>
-                                <a:srgbClr val="FFFFFF">
-                                  <a:alpha val="100000"/>
-                                  <a:alpha val="0"/>
-                                </a:srgbClr>
-                              </a:clrTo>
-                            </a:clrChange>
-                          </a:blip>
-                          <a:srcRect l="18656" t="33322" r="18897" b="26699"/>
-                          <a:stretch>
-                            <a:fillRect/>
-                          </a:stretch>
-                        </pic:blipFill>
-                        <pic:spPr>
-                          <a:xfrm>
-                            <a:off x="19211" y="19491"/>
-                            <a:ext cx="1261" cy="566"/>
-                          </a:xfrm>
-                          <a:prstGeom prst="rect">
-                            <a:avLst/>
-                          </a:prstGeom>
-                        </pic:spPr>
-                      </pic:pic>
-                      <pic:pic xmlns:pic="http://schemas.openxmlformats.org/drawingml/2006/picture">
-                        <pic:nvPicPr>
-                          <pic:cNvPr id="15" name="图片 4" descr="王建丽"/>
-                          <pic:cNvPicPr>
-                            <a:picLocks noChangeAspect="1"/>
-                          </pic:cNvPicPr>
-                        </pic:nvPicPr>
-                        <pic:blipFill>
-                          <a:blip r:embed="rId13">
-                            <a:clrChange>
-                              <a:clrFrom>
-                                <a:srgbClr val="FFFFFF">
-                                  <a:alpha val="100000"/>
-                                </a:srgbClr>
-                              </a:clrFrom>
-                              <a:clrTo>
-                                <a:srgbClr val="FFFFFF">
-                                  <a:alpha val="100000"/>
-                                  <a:alpha val="0"/>
-                                </a:srgbClr>
-                              </a:clrTo>
-                            </a:clrChange>
-                          </a:blip>
-                          <a:stretch>
-                            <a:fillRect/>
-                          </a:stretch>
-                        </pic:blipFill>
-                        <pic:spPr>
-                          <a:xfrm>
-                            <a:off x="22261" y="19395"/>
-                            <a:ext cx="1258" cy="713"/>
-                          </a:xfrm>
-                          <a:prstGeom prst="rect">
-                            <a:avLst/>
-                          </a:prstGeom>
-                        </pic:spPr>
-                      </pic:pic>
-                    </wpg:wgp>
-                  </a:graphicData>
-                </a:graphic>
-              </wp:anchor>
-            </w:drawing>
-          </mc:Choice>
-          <mc:Fallback>
-            <w:pict>
-              <v:group id="_x0000_s1026" o:spid="_x0000_s1026" o:spt="203" style="position:absolute;left:0pt;margin-left:219.1pt;margin-top:4.1pt;height:35.65pt;width:215.4pt;z-index:251661312;mso-width-relative:page;mso-height-relative:page;" coordorigin="19211,19395" coordsize="4308,713" o:gfxdata="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">
-                <o:lock v:ext="edit" aspectratio="f"/>
-                <v:shape id="图片 6" o:spid="_x0000_s1026" o:spt="75" alt="蔡冬雪" type="#_x0000_t75" style="position:absolute;left:19211;top:19491;height:566;width:1261;" filled="f" o:preferrelative="t" stroked="f" coordsize="21600,21600" o:gfxdata="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">
-                  <v:fill on="f" focussize="0,0"/>
-                  <v:stroke on="f"/>
-                  <v:imagedata r:id="rId12" cropleft="12226f" croptop="21838f" cropright="12384f" cropbottom="17497f" chromakey="#FFFFFF" o:title=""/>
-                  <o:lock v:ext="edit" aspectratio="t"/>
-                </v:shape>
-                <v:shape id="图片 4" o:spid="_x0000_s1026" o:spt="75" alt="王建丽" type="#_x0000_t75" style="position:absolute;left:22261;top:19395;height:713;width:1258;" filled="f" o:preferrelative="t" stroked="f" coordsize="21600,21600" o:gfxdata="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">
-                  <v:fill on="f" focussize="0,0"/>
-                  <v:stroke on="f"/>
-                  <v:imagedata r:id="rId13" chromakey="#FFFFFF" o:title=""/>
-                  <o:lock v:ext="edit" aspectratio="t"/>
-                </v:shape>
-              </v:group>
-            </w:pict>
-          </mc:Fallback>
-        </mc:AlternateContent>
-      </w:r>
     </w:p>
     <w:tbl>
       <w:tblPr>
@@ -5630,7 +5498,7 @@
           </w:tblCellMar>
         </w:tblPrEx>
         <w:trPr>
-          <w:trHeight w:val="441" w:hRule="exact"/>
+          <w:trHeight w:val="680" w:hRule="exact"/>
           <w:jc w:val="right"/>
         </w:trPr>
         <w:tc>
@@ -5679,6 +5547,15 @@
                 <w:szCs w:val="24"/>
               </w:rPr>
             </w:pPr>
+            <w:r>
+              <w:rPr>
+                <w:rFonts w:hint="eastAsia" w:ascii="Times New Roman" w:hAnsi="Times New Roman" w:cs="Times New Roman"/>
+                <w:b/>
+                <w:sz w:val="24"/>
+                <w:szCs w:val="24"/>
+              </w:rPr>
+              <w:t>{{"ty_tianjin1"|sign(64,28)}}</w:t>
+            </w:r>
           </w:p>
         </w:tc>
         <w:tc>
@@ -5737,6 +5614,15 @@
                 <w:szCs w:val="24"/>
               </w:rPr>
             </w:pPr>
+            <w:r>
+              <w:rPr>
+                <w:rFonts w:hint="eastAsia" w:ascii="Times New Roman" w:hAnsi="Times New Roman" w:cs="Times New Roman"/>
+                <w:b/>
+                <w:sz w:val="24"/>
+                <w:szCs w:val="24"/>
+              </w:rPr>
+              <w:t>{{"ty_tianjin2"|sign(59,34)}}</w:t>
+            </w:r>
           </w:p>
         </w:tc>
       </w:tr>
@@ -5978,144 +5864,6 @@
           <w:lang w:eastAsia="zh-CN"/>
         </w:rPr>
       </w:pPr>
-      <w:r>
-        <w:rPr>
-          <w:sz w:val="22"/>
-        </w:rPr>
-        <mc:AlternateContent>
-          <mc:Choice Requires="wpg">
-            <w:drawing>
-              <wp:anchor distT="0" distB="0" distL="114300" distR="114300" simplePos="0" relativeHeight="251662336" behindDoc="0" locked="0" layoutInCell="1" allowOverlap="1">
-                <wp:simplePos x="0" y="0"/>
-                <wp:positionH relativeFrom="column">
-                  <wp:posOffset>2774950</wp:posOffset>
-                </wp:positionH>
-                <wp:positionV relativeFrom="paragraph">
-                  <wp:posOffset>76200</wp:posOffset>
-                </wp:positionV>
-                <wp:extent cx="2927350" cy="572135"/>
-                <wp:effectExtent l="0" t="0" r="0" b="0"/>
-                <wp:wrapNone/>
-                <wp:docPr id="16" name="组合 16"/>
-                <wp:cNvGraphicFramePr/>
-                <a:graphic xmlns:a="http://schemas.openxmlformats.org/drawingml/2006/main">
-                  <a:graphicData uri="http://schemas.microsoft.com/office/word/2010/wordprocessingGroup">
-                    <wpg:wgp>
-                      <wpg:cNvGrpSpPr/>
-                      <wpg:grpSpPr>
-                        <a:xfrm>
-                          <a:off x="0" y="0"/>
-                          <a:ext cx="2927350" cy="572135"/>
-                          <a:chOff x="19199" y="21203"/>
-                          <a:chExt cx="4610" cy="901"/>
-                        </a:xfrm>
-                      </wpg:grpSpPr>
-                      <pic:pic xmlns:pic="http://schemas.openxmlformats.org/drawingml/2006/picture">
-                        <pic:nvPicPr>
-                          <pic:cNvPr id="23" name="图片 1"/>
-                          <pic:cNvPicPr>
-                            <a:picLocks noChangeAspect="1"/>
-                          </pic:cNvPicPr>
-                        </pic:nvPicPr>
-                        <pic:blipFill>
-                          <a:blip r:embed="rId14">
-                            <a:clrChange>
-                              <a:clrFrom>
-                                <a:srgbClr val="FFFFFF">
-                                  <a:alpha val="100000"/>
-                                </a:srgbClr>
-                              </a:clrFrom>
-                              <a:clrTo>
-                                <a:srgbClr val="FFFFFF">
-                                  <a:alpha val="100000"/>
-                                  <a:alpha val="0"/>
-                                </a:srgbClr>
-                              </a:clrTo>
-                            </a:clrChange>
-                          </a:blip>
-                          <a:srcRect l="10922" t="11667"/>
-                          <a:stretch>
-                            <a:fillRect/>
-                          </a:stretch>
-                        </pic:blipFill>
-                        <pic:spPr>
-                          <a:xfrm>
-                            <a:off x="19199" y="21203"/>
-                            <a:ext cx="1672" cy="901"/>
-                          </a:xfrm>
-                          <a:prstGeom prst="rect">
-                            <a:avLst/>
-                          </a:prstGeom>
-                          <a:noFill/>
-                          <a:ln>
-                            <a:noFill/>
-                          </a:ln>
-                        </pic:spPr>
-                      </pic:pic>
-                      <pic:pic xmlns:pic="http://schemas.openxmlformats.org/drawingml/2006/picture">
-                        <pic:nvPicPr>
-                          <pic:cNvPr id="27" name="图片 11" descr="王建丽"/>
-                          <pic:cNvPicPr>
-                            <a:picLocks noChangeAspect="1"/>
-                          </pic:cNvPicPr>
-                        </pic:nvPicPr>
-                        <pic:blipFill>
-                          <a:blip r:embed="rId13">
-                            <a:clrChange>
-                              <a:clrFrom>
-                                <a:srgbClr val="FFFFFF">
-                                  <a:alpha val="100000"/>
-                                </a:srgbClr>
-                              </a:clrFrom>
-                              <a:clrTo>
-                                <a:srgbClr val="FFFFFF">
-                                  <a:alpha val="100000"/>
-                                  <a:alpha val="0"/>
-                                </a:srgbClr>
-                              </a:clrTo>
-                            </a:clrChange>
-                          </a:blip>
-                          <a:stretch>
-                            <a:fillRect/>
-                          </a:stretch>
-                        </pic:blipFill>
-                        <pic:spPr>
-                          <a:xfrm>
-                            <a:off x="22321" y="21215"/>
-                            <a:ext cx="1488" cy="842"/>
-                          </a:xfrm>
-                          <a:prstGeom prst="rect">
-                            <a:avLst/>
-                          </a:prstGeom>
-                        </pic:spPr>
-                      </pic:pic>
-                    </wpg:wgp>
-                  </a:graphicData>
-                </a:graphic>
-              </wp:anchor>
-            </w:drawing>
-          </mc:Choice>
-          <mc:Fallback>
-            <w:pict>
-              <v:group id="_x0000_s1026" o:spid="_x0000_s1026" o:spt="203" style="position:absolute;left:0pt;margin-left:218.5pt;margin-top:6pt;height:45.05pt;width:230.5pt;z-index:251662336;mso-width-relative:page;mso-height-relative:page;" coordorigin="19199,21203" coordsize="4610,901" o:gfxdata="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">
-                <o:lock v:ext="edit" aspectratio="f"/>
-                <v:shape id="图片 1" o:spid="_x0000_s1026" o:spt="75" type="#_x0000_t75" style="position:absolute;left:19199;top:21203;height:901;width:1672;" filled="f" o:preferrelative="t" stroked="f" coordsize="21600,21600" o:gfxdata="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">
-                  <v:fill on="f" focussize="0,0"/>
-                  <v:stroke on="f"/>
-                  <v:imagedata r:id="rId14" cropleft="7158f" croptop="7646f" chromakey="#FFFFFF" o:title=""/>
-                  <o:lock v:ext="edit" aspectratio="t"/>
-                </v:shape>
-                <v:shape id="图片 11" o:spid="_x0000_s1026" o:spt="75" alt="王建丽" type="#_x0000_t75" style="position:absolute;left:22321;top:21215;height:842;width:1488;" filled="f" o:preferrelative="t" stroked="f" coordsize="21600,21600" o:gfxdata="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">
-                  <v:fill on="f" focussize="0,0"/>
-                  <v:stroke on="f"/>
-                  <v:imagedata r:id="rId13" chromakey="#FFFFFF" o:title=""/>
-                  <o:lock v:ext="edit" aspectratio="t"/>
-                </v:shape>
-              </v:group>
-            </w:pict>
-          </mc:Fallback>
-        </mc:AlternateContent>
-      </w:r>
     </w:p>
     <w:tbl>
       <w:tblPr>
@@ -6146,7 +5894,7 @@
           </w:tblCellMar>
         </w:tblPrEx>
         <w:trPr>
-          <w:trHeight w:val="441" w:hRule="exact"/>
+          <w:trHeight w:val="680" w:hRule="exact"/>
           <w:jc w:val="right"/>
         </w:trPr>
         <w:tc>
@@ -6195,6 +5943,15 @@
                 <w:szCs w:val="24"/>
               </w:rPr>
             </w:pPr>
+            <w:r>
+              <w:rPr>
+                <w:rFonts w:hint="eastAsia" w:ascii="Times New Roman" w:hAnsi="Times New Roman" w:cs="Times New Roman"/>
+                <w:b/>
+                <w:sz w:val="24"/>
+                <w:szCs w:val="24"/>
+              </w:rPr>
+              <w:t>{{"ty_guangzhou1"|sign(62,34)}}</w:t>
+            </w:r>
           </w:p>
         </w:tc>
         <w:tc>
@@ -6253,6 +6010,15 @@
                 <w:szCs w:val="24"/>
               </w:rPr>
             </w:pPr>
+            <w:r>
+              <w:rPr>
+                <w:rFonts w:hint="eastAsia" w:ascii="Times New Roman" w:hAnsi="Times New Roman" w:cs="Times New Roman"/>
+                <w:b/>
+                <w:sz w:val="24"/>
+                <w:szCs w:val="24"/>
+              </w:rPr>
+              <w:t>{{"ty_guangzhou2"|sign(59,34)}}</w:t>
+            </w:r>
           </w:p>
         </w:tc>
       </w:tr>
@@ -6537,8 +6303,7 @@
       </w:tblPr>
       <w:tblGrid>
         <w:gridCol w:w="2017"/>
-        <w:gridCol w:w="1871"/>
-        <w:gridCol w:w="3981"/>
+        <w:gridCol w:w="5852"/>
         <w:gridCol w:w="2056"/>
       </w:tblGrid>
       <w:tr>
@@ -6597,41 +6362,7 @@
         </w:tc>
         <w:tc>
           <w:tcPr>
-            <w:tcW w:w="1871" w:type="dxa"/>
-            <w:shd w:val="clear" w:color="auto" w:fill="DEEBF6" w:themeFill="accent1" w:themeFillTint="32"/>
-            <w:vAlign w:val="center"/>
-          </w:tcPr>
-          <w:p>
-            <w:pPr>
-              <w:widowControl/>
-              <w:jc w:val="center"/>
-              <w:textAlignment w:val="center"/>
-              <w:rPr>
-                <w:rFonts w:ascii="微软雅黑" w:hAnsi="微软雅黑" w:eastAsia="微软雅黑" w:cs="微软雅黑"/>
-                <w:b/>
-                <w:bCs/>
-                <w:color w:val="0070C0"/>
-                <w:sz w:val="21"/>
-                <w:szCs w:val="21"/>
-              </w:rPr>
-            </w:pPr>
-            <w:r>
-              <w:rPr>
-                <w:rFonts w:hint="eastAsia" w:ascii="微软雅黑" w:hAnsi="微软雅黑" w:eastAsia="微软雅黑" w:cs="微软雅黑"/>
-                <w:b/>
-                <w:bCs/>
-                <w:color w:val="0070C0"/>
-                <w:sz w:val="21"/>
-                <w:szCs w:val="21"/>
-                <w:lang w:eastAsia="zh-CN" w:bidi="ar"/>
-              </w:rPr>
-              <w:t>变异类型</w:t>
-            </w:r>
-          </w:p>
-        </w:tc>
-        <w:tc>
-          <w:tcPr>
-            <w:tcW w:w="3981" w:type="dxa"/>
+            <w:tcW w:w="5852" w:type="dxa"/>
             <w:shd w:val="clear" w:color="auto" w:fill="DEEBF6" w:themeFill="accent1" w:themeFillTint="32"/>
             <w:vAlign w:val="center"/>
           </w:tcPr>
@@ -6721,7 +6452,7 @@
         <w:tc>
           <w:tcPr>
             <w:tcW w:w="9925" w:type="dxa"/>
-            <w:gridSpan w:val="4"/>
+            <w:gridSpan w:val="3"/>
             <w:shd w:val="clear" w:color="auto" w:fill="auto"/>
             <w:noWrap/>
             <w:vAlign w:val="center"/>
@@ -6798,36 +6529,9 @@
         </w:tc>
         <w:tc>
           <w:tcPr>
-            <w:tcW w:w="1871" w:type="dxa"/>
+            <w:tcW w:w="5852" w:type="dxa"/>
             <w:shd w:val="clear" w:color="auto" w:fill="auto"/>
             <w:noWrap/>
-            <w:vAlign w:val="center"/>
-          </w:tcPr>
-          <w:p>
-            <w:pPr>
-              <w:jc w:val="center"/>
-              <w:rPr>
-                <w:rFonts w:ascii="微软雅黑" w:hAnsi="微软雅黑" w:eastAsia="微软雅黑" w:cs="微软雅黑"/>
-                <w:color w:val="000000"/>
-                <w:sz w:val="18"/>
-                <w:szCs w:val="18"/>
-              </w:rPr>
-            </w:pPr>
-            <w:r>
-              <w:rPr>
-                <w:rFonts w:hint="eastAsia" w:ascii="Times New Roman" w:hAnsi="Times New Roman" w:eastAsia="微软雅黑" w:cs="Times New Roman"/>
-                <w:sz w:val="18"/>
-                <w:szCs w:val="18"/>
-                <w:lang w:eastAsia="zh-CN"/>
-              </w:rPr>
-              <w:t>{{ it.info }}</w:t>
-            </w:r>
-          </w:p>
-        </w:tc>
-        <w:tc>
-          <w:tcPr>
-            <w:tcW w:w="3981" w:type="dxa"/>
-            <w:shd w:val="clear" w:color="auto" w:fill="auto"/>
             <w:vAlign w:val="center"/>
           </w:tcPr>
           <w:p>
@@ -7006,7 +6710,7 @@
         <w:tc>
           <w:tcPr>
             <w:tcW w:w="9925" w:type="dxa"/>
-            <w:gridSpan w:val="4"/>
+            <w:gridSpan w:val="3"/>
             <w:shd w:val="clear" w:color="auto" w:fill="auto"/>
             <w:noWrap/>
             <w:vAlign w:val="center"/>
@@ -7077,8 +6781,7 @@
       </w:tblPr>
       <w:tblGrid>
         <w:gridCol w:w="2017"/>
-        <w:gridCol w:w="1871"/>
-        <w:gridCol w:w="3118"/>
+        <w:gridCol w:w="4989"/>
         <w:gridCol w:w="2919"/>
       </w:tblGrid>
       <w:tr>
@@ -7137,41 +6840,7 @@
         </w:tc>
         <w:tc>
           <w:tcPr>
-            <w:tcW w:w="1871" w:type="dxa"/>
-            <w:shd w:val="clear" w:color="auto" w:fill="DEEBF6" w:themeFill="accent1" w:themeFillTint="32"/>
-            <w:vAlign w:val="center"/>
-          </w:tcPr>
-          <w:p>
-            <w:pPr>
-              <w:widowControl/>
-              <w:jc w:val="center"/>
-              <w:textAlignment w:val="center"/>
-              <w:rPr>
-                <w:rFonts w:ascii="微软雅黑" w:hAnsi="微软雅黑" w:eastAsia="微软雅黑" w:cs="微软雅黑"/>
-                <w:b/>
-                <w:bCs/>
-                <w:color w:val="0070C0"/>
-                <w:sz w:val="21"/>
-                <w:szCs w:val="21"/>
-              </w:rPr>
-            </w:pPr>
-            <w:r>
-              <w:rPr>
-                <w:rFonts w:hint="eastAsia" w:ascii="微软雅黑" w:hAnsi="微软雅黑" w:eastAsia="微软雅黑" w:cs="微软雅黑"/>
-                <w:b/>
-                <w:bCs/>
-                <w:color w:val="0070C0"/>
-                <w:sz w:val="21"/>
-                <w:szCs w:val="21"/>
-                <w:lang w:eastAsia="zh-CN" w:bidi="ar"/>
-              </w:rPr>
-              <w:t>变异类型</w:t>
-            </w:r>
-          </w:p>
-        </w:tc>
-        <w:tc>
-          <w:tcPr>
-            <w:tcW w:w="3118" w:type="dxa"/>
+            <w:tcW w:w="4989" w:type="dxa"/>
             <w:shd w:val="clear" w:color="auto" w:fill="DEEBF6" w:themeFill="accent1" w:themeFillTint="32"/>
             <w:vAlign w:val="center"/>
           </w:tcPr>
@@ -7262,7 +6931,7 @@
         <w:tc>
           <w:tcPr>
             <w:tcW w:w="9925" w:type="dxa"/>
-            <w:gridSpan w:val="4"/>
+            <w:gridSpan w:val="3"/>
             <w:shd w:val="clear" w:color="auto" w:fill="auto"/>
             <w:noWrap/>
             <w:vAlign w:val="center"/>
@@ -7339,36 +7008,9 @@
         </w:tc>
         <w:tc>
           <w:tcPr>
-            <w:tcW w:w="1871" w:type="dxa"/>
+            <w:tcW w:w="4989" w:type="dxa"/>
             <w:shd w:val="clear" w:color="auto" w:fill="auto"/>
             <w:noWrap/>
-            <w:vAlign w:val="center"/>
-          </w:tcPr>
-          <w:p>
-            <w:pPr>
-              <w:jc w:val="center"/>
-              <w:rPr>
-                <w:rFonts w:ascii="微软雅黑" w:hAnsi="微软雅黑" w:eastAsia="微软雅黑" w:cs="微软雅黑"/>
-                <w:color w:val="000000"/>
-                <w:sz w:val="18"/>
-                <w:szCs w:val="18"/>
-              </w:rPr>
-            </w:pPr>
-            <w:r>
-              <w:rPr>
-                <w:rFonts w:hint="eastAsia" w:ascii="Times New Roman" w:hAnsi="Times New Roman" w:eastAsia="微软雅黑" w:cs="Times New Roman"/>
-                <w:sz w:val="18"/>
-                <w:szCs w:val="18"/>
-                <w:lang w:eastAsia="zh-CN"/>
-              </w:rPr>
-              <w:t>{{ it.info }}</w:t>
-            </w:r>
-          </w:p>
-        </w:tc>
-        <w:tc>
-          <w:tcPr>
-            <w:tcW w:w="3118" w:type="dxa"/>
-            <w:shd w:val="clear" w:color="auto" w:fill="auto"/>
             <w:vAlign w:val="center"/>
           </w:tcPr>
           <w:p>
@@ -7547,7 +7189,7 @@
         <w:tc>
           <w:tcPr>
             <w:tcW w:w="9925" w:type="dxa"/>
-            <w:gridSpan w:val="4"/>
+            <w:gridSpan w:val="3"/>
             <w:shd w:val="clear" w:color="auto" w:fill="auto"/>
             <w:noWrap/>
             <w:vAlign w:val="center"/>
@@ -7935,42 +7577,6 @@
           <w:sz w:val="18"/>
           <w:lang w:eastAsia="zh-CN"/>
         </w:rPr>
-        <w:t>以上基因的检测范围涵盖但不限于上表中列出的变异类型。</w:t>
-      </w:r>
-    </w:p>
-    <w:p>
-      <w:pPr>
-        <w:keepNext w:val="0"/>
-        <w:keepLines w:val="0"/>
-        <w:pageBreakBefore w:val="0"/>
-        <w:widowControl w:val="0"/>
-        <w:numPr>
-          <w:ilvl w:val="0"/>
-          <w:numId w:val="7"/>
-        </w:numPr>
-        <w:kinsoku/>
-        <w:wordWrap/>
-        <w:overflowPunct/>
-        <w:topLinePunct w:val="0"/>
-        <w:autoSpaceDE/>
-        <w:autoSpaceDN/>
-        <w:bidi w:val="0"/>
-        <w:adjustRightInd/>
-        <w:snapToGrid/>
-        <w:spacing w:line="216" w:lineRule="auto"/>
-        <w:textAlignment w:val="auto"/>
-        <w:rPr>
-          <w:rFonts w:hint="eastAsia" w:ascii="Times New Roman" w:hAnsi="Times New Roman" w:eastAsia="微软雅黑" w:cs="Times New Roman"/>
-          <w:sz w:val="18"/>
-          <w:lang w:eastAsia="zh-CN"/>
-        </w:rPr>
-      </w:pPr>
-      <w:r>
-        <w:rPr>
-          <w:rFonts w:hint="eastAsia" w:ascii="Times New Roman" w:hAnsi="Times New Roman" w:eastAsia="微软雅黑" w:cs="Times New Roman"/>
-          <w:sz w:val="18"/>
-          <w:lang w:eastAsia="zh-CN"/>
-        </w:rPr>
         <w:t>"-"表示本次检测未发现相关变异。</w:t>
       </w:r>
       <w:r>
@@ -7997,9 +7603,9 @@
       </w:pPr>
       <w:bookmarkStart w:id="25" w:name="_Toc24235"/>
       <w:bookmarkStart w:id="26" w:name="_Toc2781"/>
-      <w:bookmarkStart w:id="27" w:name="_Toc19898_WPSOffice_Level1"/>
+      <w:bookmarkStart w:id="27" w:name="_Toc22132"/>
       <w:bookmarkStart w:id="28" w:name="_Toc20136_WPSOffice_Level1"/>
-      <w:bookmarkStart w:id="29" w:name="_Toc22132"/>
+      <w:bookmarkStart w:id="29" w:name="_Toc19898_WPSOffice_Level1"/>
       <w:bookmarkStart w:id="30" w:name="_Toc16165"/>
       <w:r>
         <w:rPr>
@@ -8036,8 +7642,8 @@
       <w:bookmarkStart w:id="32" w:name="_Toc11015_WPSOffice_Level2"/>
       <w:bookmarkStart w:id="33" w:name="_Toc18062_WPSOffice_Level2"/>
       <w:bookmarkStart w:id="34" w:name="_Toc15063"/>
-      <w:bookmarkStart w:id="35" w:name="_Toc9088"/>
-      <w:bookmarkStart w:id="36" w:name="_Toc10724"/>
+      <w:bookmarkStart w:id="35" w:name="_Toc10724"/>
+      <w:bookmarkStart w:id="36" w:name="_Toc9088"/>
       <w:r>
         <w:rPr>
           <w:rFonts w:hint="eastAsia"/>
@@ -12641,11 +12247,11 @@
         </w:rPr>
         <w:br w:type="page"/>
       </w:r>
-      <w:bookmarkStart w:id="37" w:name="_Toc22117"/>
-      <w:bookmarkStart w:id="38" w:name="_Toc27421"/>
+      <w:bookmarkStart w:id="37" w:name="_Toc27421"/>
+      <w:bookmarkStart w:id="38" w:name="_Toc22117"/>
       <w:bookmarkStart w:id="39" w:name="_Toc149826009"/>
-      <w:bookmarkStart w:id="40" w:name="_Toc149832733"/>
-      <w:bookmarkStart w:id="41" w:name="_Toc26893"/>
+      <w:bookmarkStart w:id="40" w:name="_Toc26893"/>
+      <w:bookmarkStart w:id="41" w:name="_Toc149832733"/>
       <w:r>
         <w:rPr>
           <w:rFonts w:hint="default" w:ascii="Times New Roman" w:hAnsi="Times New Roman" w:eastAsia="微软雅黑" w:cs="Times New Roman"/>
@@ -22722,10 +22328,10 @@
           <w:lang w:eastAsia="zh-CN"/>
         </w:rPr>
       </w:pPr>
-      <w:bookmarkStart w:id="44" w:name="_Toc10223"/>
-      <w:bookmarkStart w:id="45" w:name="_Toc251"/>
-      <w:bookmarkStart w:id="46" w:name="_Toc29619"/>
-      <w:bookmarkStart w:id="47" w:name="_Toc20034"/>
+      <w:bookmarkStart w:id="44" w:name="_Toc251"/>
+      <w:bookmarkStart w:id="45" w:name="_Toc29619"/>
+      <w:bookmarkStart w:id="46" w:name="_Toc20034"/>
+      <w:bookmarkStart w:id="47" w:name="_Toc10223"/>
       <w:bookmarkStart w:id="48" w:name="_Toc106719764"/>
       <w:r>
         <w:rPr>
@@ -26589,8 +26195,8 @@
           <w:lang w:eastAsia="zh-CN"/>
         </w:rPr>
       </w:pPr>
-      <w:bookmarkStart w:id="51" w:name="_Toc20056"/>
-      <w:bookmarkStart w:id="52" w:name="_Toc148276643"/>
+      <w:bookmarkStart w:id="51" w:name="_Toc148276643"/>
+      <w:bookmarkStart w:id="52" w:name="_Toc20056"/>
       <w:r>
         <w:rPr>
           <w:rFonts w:hint="eastAsia"/>
@@ -26691,6 +26297,12 @@
             <w:insideH w:val="dotted" w:color="45A3A7" w:sz="4" w:space="0"/>
             <w:insideV w:val="dotted" w:color="45A3A7" w:sz="4" w:space="0"/>
           </w:tblBorders>
+          <w:tblCellMar>
+            <w:top w:w="0" w:type="dxa"/>
+            <w:left w:w="108" w:type="dxa"/>
+            <w:bottom w:w="0" w:type="dxa"/>
+            <w:right w:w="108" w:type="dxa"/>
+          </w:tblCellMar>
         </w:tblPrEx>
         <w:trPr>
           <w:trHeight w:val="417" w:hRule="atLeast"/>
@@ -35018,8 +34630,8 @@
           <w:lang w:eastAsia="zh-CN"/>
         </w:rPr>
       </w:pPr>
-      <w:bookmarkStart w:id="53" w:name="_Toc31324"/>
-      <w:bookmarkStart w:id="54" w:name="_Toc17624"/>
+      <w:bookmarkStart w:id="53" w:name="_Toc17624"/>
+      <w:bookmarkStart w:id="54" w:name="_Toc31324"/>
       <w:r>
         <w:rPr>
           <w:rFonts w:hint="eastAsia"/>
@@ -36198,12 +35810,6 @@
             <w:insideH w:val="dotted" w:color="45A3A7" w:sz="4" w:space="0"/>
             <w:insideV w:val="dotted" w:color="45A3A7" w:sz="4" w:space="0"/>
           </w:tblBorders>
-          <w:tblCellMar>
-            <w:top w:w="0" w:type="dxa"/>
-            <w:left w:w="108" w:type="dxa"/>
-            <w:bottom w:w="0" w:type="dxa"/>
-            <w:right w:w="108" w:type="dxa"/>
-          </w:tblCellMar>
         </w:tblPrEx>
         <w:trPr>
           <w:trHeight w:val="494" w:hRule="atLeast"/>
@@ -37450,9 +37056,9 @@
       <w:bookmarkStart w:id="56" w:name="_Toc27302"/>
       <w:bookmarkStart w:id="57" w:name="_Toc21764_WPSOffice_Level1"/>
       <w:bookmarkStart w:id="58" w:name="_Toc1707_WPSOffice_Level1"/>
-      <w:bookmarkStart w:id="59" w:name="_Toc13196_WPSOffice_Level1"/>
-      <w:bookmarkStart w:id="60" w:name="_Toc28240"/>
-      <w:bookmarkStart w:id="61" w:name="_Toc13698"/>
+      <w:bookmarkStart w:id="59" w:name="_Toc13698"/>
+      <w:bookmarkStart w:id="60" w:name="_Toc13196_WPSOffice_Level1"/>
+      <w:bookmarkStart w:id="61" w:name="_Toc28240"/>
       <w:r>
         <w:rPr>
           <w:rFonts w:hint="eastAsia"/>
@@ -39509,11 +39115,11 @@
           <w:lang w:eastAsia="zh-CN"/>
         </w:rPr>
       </w:pPr>
-      <w:bookmarkStart w:id="63" w:name="_Toc3674"/>
-      <w:bookmarkStart w:id="64" w:name="_Toc20457"/>
-      <w:bookmarkStart w:id="65" w:name="_Toc24085_WPSOffice_Level1"/>
-      <w:bookmarkStart w:id="66" w:name="_Toc15840_WPSOffice_Level1"/>
-      <w:bookmarkStart w:id="67" w:name="_Toc14255_WPSOffice_Level1"/>
+      <w:bookmarkStart w:id="63" w:name="_Toc14255_WPSOffice_Level1"/>
+      <w:bookmarkStart w:id="64" w:name="_Toc3674"/>
+      <w:bookmarkStart w:id="65" w:name="_Toc15840_WPSOffice_Level1"/>
+      <w:bookmarkStart w:id="66" w:name="_Toc24085_WPSOffice_Level1"/>
+      <w:bookmarkStart w:id="67" w:name="_Toc20457"/>
       <w:r>
         <w:rPr>
           <w:rFonts w:hint="eastAsia"/>
@@ -40109,12 +39715,21 @@
             </w:r>
             <w:r>
               <w:rPr>
+                <w:rFonts w:hint="eastAsia" w:ascii="Times New Roman" w:hAnsi="Times New Roman" w:eastAsia="微软雅黑" w:cs="Times New Roman"/>
+                <w:sz w:val="21"/>
+                <w:szCs w:val="21"/>
+                <w:lang w:val="en-US" w:eastAsia="zh-CN" w:bidi="ar"/>
+              </w:rPr>
+              <w:t>5</w:t>
+            </w:r>
+            <w:r>
+              <w:rPr>
                 <w:rFonts w:ascii="Times New Roman" w:hAnsi="Times New Roman" w:eastAsia="微软雅黑" w:cs="Times New Roman"/>
                 <w:sz w:val="21"/>
                 <w:szCs w:val="21"/>
                 <w:lang w:eastAsia="zh-CN" w:bidi="ar"/>
               </w:rPr>
-              <w:t>100</w:t>
+              <w:t>0</w:t>
             </w:r>
             <w:r>
               <w:rPr>
@@ -40138,9 +39753,9 @@
                 <w:rFonts w:hint="eastAsia" w:ascii="Times New Roman" w:hAnsi="Times New Roman" w:eastAsia="微软雅黑" w:cs="Times New Roman"/>
                 <w:sz w:val="21"/>
                 <w:szCs w:val="21"/>
-                <w:lang w:eastAsia="zh-CN" w:bidi="ar"/>
-              </w:rPr>
-              <w:t>2</w:t>
+                <w:lang w:val="en-US" w:eastAsia="zh-CN" w:bidi="ar"/>
+              </w:rPr>
+              <w:t>1</w:t>
             </w:r>
             <w:r>
               <w:rPr>
@@ -40305,12 +39920,12 @@
             </w:pPr>
             <w:r>
               <w:rPr>
-                <w:rFonts w:ascii="Times New Roman" w:hAnsi="Times New Roman" w:eastAsia="微软雅黑" w:cs="Times New Roman"/>
-                <w:sz w:val="21"/>
-                <w:szCs w:val="21"/>
-                <w:lang w:eastAsia="zh-CN" w:bidi="ar"/>
-              </w:rPr>
-              <w:t>A/B/C</w:t>
+                <w:rFonts w:hint="eastAsia" w:ascii="Times New Roman" w:hAnsi="Times New Roman" w:eastAsia="微软雅黑" w:cs="Times New Roman"/>
+                <w:sz w:val="21"/>
+                <w:szCs w:val="21"/>
+                <w:lang w:val="en-US" w:eastAsia="zh-CN" w:bidi="ar"/>
+              </w:rPr>
+              <w:t>1-2</w:t>
             </w:r>
             <w:r>
               <w:rPr>
@@ -40485,12 +40100,21 @@
             </w:r>
             <w:r>
               <w:rPr>
+                <w:rFonts w:hint="eastAsia" w:ascii="Times New Roman" w:hAnsi="Times New Roman" w:eastAsia="微软雅黑" w:cs="Times New Roman"/>
+                <w:sz w:val="21"/>
+                <w:szCs w:val="21"/>
+                <w:lang w:val="en-US" w:eastAsia="zh-CN" w:bidi="ar"/>
+              </w:rPr>
+              <w:t>32</w:t>
+            </w:r>
+            <w:r>
+              <w:rPr>
                 <w:rFonts w:ascii="Times New Roman" w:hAnsi="Times New Roman" w:eastAsia="微软雅黑" w:cs="Times New Roman"/>
                 <w:sz w:val="21"/>
                 <w:szCs w:val="21"/>
                 <w:lang w:eastAsia="zh-CN" w:bidi="ar"/>
               </w:rPr>
-              <w:t>500</w:t>
+              <w:t>0</w:t>
             </w:r>
           </w:p>
         </w:tc>
@@ -41322,25 +40946,19 @@
           <w:ilvl w:val="0"/>
           <w:numId w:val="14"/>
         </w:numPr>
-        <w:spacing w:before="53" w:line="301" w:lineRule="exact"/>
-        <w:ind w:left="133"/>
         <w:rPr>
           <w:rFonts w:ascii="Times New Roman" w:hAnsi="Times New Roman" w:eastAsia="微软雅黑" w:cs="Times New Roman"/>
-          <w:bCs/>
           <w:sz w:val="18"/>
-          <w:szCs w:val="18"/>
           <w:lang w:eastAsia="zh-CN"/>
         </w:rPr>
       </w:pPr>
       <w:r>
         <w:rPr>
           <w:rFonts w:hint="eastAsia" w:ascii="Times New Roman" w:hAnsi="Times New Roman" w:eastAsia="微软雅黑" w:cs="Times New Roman"/>
-          <w:bCs/>
           <w:sz w:val="18"/>
-          <w:szCs w:val="18"/>
           <w:lang w:eastAsia="zh-CN"/>
         </w:rPr>
-        <w:t>肿瘤细胞含量：送检样本经HE染色评估的肿瘤细胞含量。如送检样本不满足病理评估所需条件，则不进行此项评估。血浆cfDNA样本不做此项评估。</w:t>
+        <w:t>肿瘤细胞含量：送检样本经HE染色评估的肿瘤细胞含量。如送检样本不满足病理评估所需条件，则不进行此项评估。{% if summaryOfRresults.type == “blood” %}血浆cfDNA样本不做此项评估。{% endif %}</w:t>
       </w:r>
     </w:p>
     <w:p>
@@ -41349,22 +40967,16 @@
           <w:ilvl w:val="0"/>
           <w:numId w:val="14"/>
         </w:numPr>
-        <w:spacing w:before="53" w:line="301" w:lineRule="exact"/>
-        <w:ind w:left="133"/>
         <w:rPr>
           <w:rFonts w:ascii="Times New Roman" w:hAnsi="Times New Roman" w:eastAsia="微软雅黑" w:cs="Times New Roman"/>
-          <w:bCs/>
           <w:sz w:val="18"/>
-          <w:szCs w:val="18"/>
           <w:lang w:eastAsia="zh-CN"/>
         </w:rPr>
       </w:pPr>
       <w:r>
         <w:rPr>
           <w:rFonts w:hint="eastAsia" w:ascii="Times New Roman" w:hAnsi="Times New Roman" w:eastAsia="微软雅黑" w:cs="Times New Roman"/>
-          <w:bCs/>
           <w:sz w:val="18"/>
-          <w:szCs w:val="18"/>
           <w:lang w:eastAsia="zh-CN"/>
         </w:rPr>
         <w:t>DNA总量：送检样本的DNA提取总量。</w:t>
@@ -41376,133 +40988,19 @@
           <w:ilvl w:val="0"/>
           <w:numId w:val="14"/>
         </w:numPr>
-        <w:spacing w:before="53" w:line="301" w:lineRule="exact"/>
-        <w:ind w:left="133"/>
         <w:rPr>
           <w:rFonts w:ascii="Times New Roman" w:hAnsi="Times New Roman" w:eastAsia="微软雅黑" w:cs="Times New Roman"/>
-          <w:bCs/>
           <w:sz w:val="18"/>
-          <w:szCs w:val="18"/>
           <w:lang w:eastAsia="zh-CN"/>
         </w:rPr>
       </w:pPr>
       <w:r>
         <w:rPr>
           <w:rFonts w:hint="eastAsia" w:ascii="Times New Roman" w:hAnsi="Times New Roman" w:eastAsia="微软雅黑" w:cs="Times New Roman"/>
-          <w:bCs/>
           <w:sz w:val="18"/>
-          <w:szCs w:val="18"/>
           <w:lang w:eastAsia="zh-CN"/>
         </w:rPr>
-        <w:t>DNA降解程度：cfDNA样本不适用于此项评估。</w:t>
-      </w:r>
-    </w:p>
-    <w:p>
-      <w:pPr>
-        <w:numPr>
-          <w:ilvl w:val="0"/>
-          <w:numId w:val="15"/>
-        </w:numPr>
-        <w:spacing w:line="270" w:lineRule="exact"/>
-        <w:ind w:left="613" w:leftChars="150" w:hanging="283"/>
-        <w:rPr>
-          <w:rFonts w:hint="eastAsia" w:ascii="Times New Roman" w:hAnsi="Times New Roman" w:eastAsia="微软雅黑" w:cs="Times New Roman"/>
-          <w:bCs/>
-          <w:sz w:val="18"/>
-          <w:szCs w:val="18"/>
-          <w:lang w:eastAsia="zh-CN"/>
-        </w:rPr>
-      </w:pPr>
-      <w:r>
-        <w:rPr>
-          <w:rFonts w:hint="eastAsia" w:ascii="Times New Roman" w:hAnsi="Times New Roman" w:eastAsia="微软雅黑" w:cs="Times New Roman"/>
-          <w:bCs/>
-          <w:sz w:val="18"/>
-          <w:szCs w:val="18"/>
-          <w:lang w:eastAsia="zh-CN"/>
-        </w:rPr>
-        <w:t>A级：有主带，且主带条带清晰，有轻微降解；</w:t>
-      </w:r>
-    </w:p>
-    <w:p>
-      <w:pPr>
-        <w:numPr>
-          <w:ilvl w:val="0"/>
-          <w:numId w:val="15"/>
-        </w:numPr>
-        <w:spacing w:line="270" w:lineRule="exact"/>
-        <w:ind w:left="613" w:leftChars="150" w:hanging="283"/>
-        <w:rPr>
-          <w:rFonts w:hint="eastAsia" w:ascii="Times New Roman" w:hAnsi="Times New Roman" w:eastAsia="微软雅黑" w:cs="Times New Roman"/>
-          <w:bCs/>
-          <w:sz w:val="18"/>
-          <w:szCs w:val="18"/>
-          <w:lang w:eastAsia="zh-CN"/>
-        </w:rPr>
-      </w:pPr>
-      <w:r>
-        <w:rPr>
-          <w:rFonts w:hint="eastAsia" w:ascii="Times New Roman" w:hAnsi="Times New Roman" w:eastAsia="微软雅黑" w:cs="Times New Roman"/>
-          <w:bCs/>
-          <w:sz w:val="18"/>
-          <w:szCs w:val="18"/>
-          <w:lang w:eastAsia="zh-CN"/>
-        </w:rPr>
-        <w:t>B级：无主带，降解均匀且降解区域主要集中在5000bp以上；</w:t>
-      </w:r>
-    </w:p>
-    <w:p>
-      <w:pPr>
-        <w:numPr>
-          <w:ilvl w:val="0"/>
-          <w:numId w:val="15"/>
-        </w:numPr>
-        <w:spacing w:line="270" w:lineRule="exact"/>
-        <w:ind w:left="613" w:leftChars="150" w:hanging="283"/>
-        <w:rPr>
-          <w:rFonts w:hint="eastAsia" w:ascii="Times New Roman" w:hAnsi="Times New Roman" w:eastAsia="微软雅黑" w:cs="Times New Roman"/>
-          <w:bCs/>
-          <w:sz w:val="18"/>
-          <w:szCs w:val="18"/>
-          <w:lang w:eastAsia="zh-CN"/>
-        </w:rPr>
-      </w:pPr>
-      <w:r>
-        <w:rPr>
-          <w:rFonts w:hint="eastAsia" w:ascii="Times New Roman" w:hAnsi="Times New Roman" w:eastAsia="微软雅黑" w:cs="Times New Roman"/>
-          <w:bCs/>
-          <w:sz w:val="18"/>
-          <w:szCs w:val="18"/>
-          <w:lang w:eastAsia="zh-CN"/>
-        </w:rPr>
-        <w:t>C级：无主带，降解均匀且降解区域主要集中在500-5000bp之间；</w:t>
-      </w:r>
-    </w:p>
-    <w:p>
-      <w:pPr>
-        <w:numPr>
-          <w:ilvl w:val="0"/>
-          <w:numId w:val="16"/>
-        </w:numPr>
-        <w:spacing w:line="270" w:lineRule="exact"/>
-        <w:ind w:left="613" w:leftChars="150" w:hanging="283"/>
-        <w:rPr>
-          <w:rFonts w:ascii="Times New Roman" w:hAnsi="Times New Roman" w:eastAsia="微软雅黑" w:cs="Times New Roman"/>
-          <w:bCs/>
-          <w:sz w:val="18"/>
-          <w:szCs w:val="18"/>
-          <w:lang w:eastAsia="zh-CN"/>
-        </w:rPr>
-      </w:pPr>
-      <w:r>
-        <w:rPr>
-          <w:rFonts w:hint="eastAsia" w:ascii="Times New Roman" w:hAnsi="Times New Roman" w:eastAsia="微软雅黑" w:cs="Times New Roman"/>
-          <w:bCs/>
-          <w:sz w:val="18"/>
-          <w:szCs w:val="18"/>
-          <w:lang w:eastAsia="zh-CN"/>
-        </w:rPr>
-        <w:t>D级：无主带，降解区域集中在500bp以下，或总量低于100ng。</w:t>
+        <w:t>DNA降解程度：1-2级别样本质量较好，3级不能满足检测要求{% if summaryOfRresults.type == “blood” %}；cfDNA样本不适用于此项评估{% endif %}。</w:t>
       </w:r>
     </w:p>
     <w:p>
@@ -41511,22 +41009,16 @@
           <w:ilvl w:val="0"/>
           <w:numId w:val="14"/>
         </w:numPr>
-        <w:spacing w:before="53" w:line="301" w:lineRule="exact"/>
-        <w:ind w:left="133"/>
-        <w:rPr>
-          <w:rFonts w:ascii="Times New Roman" w:hAnsi="Times New Roman" w:eastAsia="微软雅黑" w:cs="Times New Roman"/>
-          <w:bCs/>
+        <w:rPr>
+          <w:rFonts w:hint="eastAsia" w:ascii="Times New Roman" w:hAnsi="Times New Roman" w:eastAsia="微软雅黑" w:cs="Times New Roman"/>
           <w:sz w:val="18"/>
-          <w:szCs w:val="18"/>
           <w:lang w:eastAsia="zh-CN"/>
         </w:rPr>
       </w:pPr>
       <w:r>
         <w:rPr>
           <w:rFonts w:hint="eastAsia" w:ascii="Times New Roman" w:hAnsi="Times New Roman" w:eastAsia="微软雅黑" w:cs="Times New Roman"/>
-          <w:bCs/>
           <w:sz w:val="18"/>
-          <w:szCs w:val="18"/>
           <w:lang w:eastAsia="zh-CN"/>
         </w:rPr>
         <w:t>预文库总量：核酸片段经过接头连接和扩增纯化后中间产物的总量。</w:t>
@@ -41538,22 +41030,16 @@
           <w:ilvl w:val="0"/>
           <w:numId w:val="14"/>
         </w:numPr>
-        <w:spacing w:before="53" w:line="301" w:lineRule="exact"/>
-        <w:ind w:left="133"/>
-        <w:rPr>
-          <w:rFonts w:ascii="Times New Roman" w:hAnsi="Times New Roman" w:eastAsia="微软雅黑" w:cs="Times New Roman"/>
-          <w:bCs/>
+        <w:rPr>
+          <w:rFonts w:hint="eastAsia" w:ascii="Times New Roman" w:hAnsi="Times New Roman" w:eastAsia="微软雅黑" w:cs="Times New Roman"/>
           <w:sz w:val="18"/>
-          <w:szCs w:val="18"/>
           <w:lang w:eastAsia="zh-CN"/>
         </w:rPr>
       </w:pPr>
       <w:r>
         <w:rPr>
           <w:rFonts w:hint="eastAsia" w:ascii="Times New Roman" w:hAnsi="Times New Roman" w:eastAsia="微软雅黑" w:cs="Times New Roman"/>
-          <w:bCs/>
           <w:sz w:val="18"/>
-          <w:szCs w:val="18"/>
           <w:lang w:eastAsia="zh-CN"/>
         </w:rPr>
         <w:t>平均测序深度：目标区域每个碱基被测到的平均次数。</w:t>
@@ -41565,22 +41051,16 @@
           <w:ilvl w:val="0"/>
           <w:numId w:val="14"/>
         </w:numPr>
-        <w:spacing w:before="53" w:line="301" w:lineRule="exact"/>
-        <w:ind w:left="133"/>
-        <w:rPr>
-          <w:rFonts w:ascii="Times New Roman" w:hAnsi="Times New Roman" w:eastAsia="微软雅黑" w:cs="Times New Roman"/>
-          <w:bCs/>
+        <w:rPr>
+          <w:rFonts w:hint="eastAsia" w:ascii="Times New Roman" w:hAnsi="Times New Roman" w:eastAsia="微软雅黑" w:cs="Times New Roman"/>
           <w:sz w:val="18"/>
-          <w:szCs w:val="18"/>
           <w:lang w:eastAsia="zh-CN"/>
         </w:rPr>
       </w:pPr>
       <w:r>
         <w:rPr>
           <w:rFonts w:hint="eastAsia" w:ascii="Times New Roman" w:hAnsi="Times New Roman" w:eastAsia="微软雅黑" w:cs="Times New Roman"/>
-          <w:bCs/>
           <w:sz w:val="18"/>
-          <w:szCs w:val="18"/>
           <w:lang w:eastAsia="zh-CN"/>
         </w:rPr>
         <w:t>覆盖均一性：测序深度达到平均测序深度20%的碱基占比。</w:t>
@@ -41592,22 +41072,16 @@
           <w:ilvl w:val="0"/>
           <w:numId w:val="14"/>
         </w:numPr>
-        <w:spacing w:before="53" w:line="301" w:lineRule="exact"/>
-        <w:ind w:left="133"/>
-        <w:rPr>
-          <w:rFonts w:ascii="Times New Roman" w:hAnsi="Times New Roman" w:eastAsia="微软雅黑" w:cs="Times New Roman"/>
-          <w:bCs/>
+        <w:rPr>
+          <w:rFonts w:hint="eastAsia" w:ascii="Times New Roman" w:hAnsi="Times New Roman" w:eastAsia="微软雅黑" w:cs="Times New Roman"/>
           <w:sz w:val="18"/>
-          <w:szCs w:val="18"/>
           <w:lang w:eastAsia="zh-CN"/>
         </w:rPr>
       </w:pPr>
       <w:r>
         <w:rPr>
           <w:rFonts w:hint="eastAsia" w:ascii="Times New Roman" w:hAnsi="Times New Roman" w:eastAsia="微软雅黑" w:cs="Times New Roman"/>
-          <w:bCs/>
           <w:sz w:val="18"/>
-          <w:szCs w:val="18"/>
           <w:lang w:eastAsia="zh-CN"/>
         </w:rPr>
         <w:t>基因组比对率：比对到参考基因组上的reads数目占比。</w:t>
@@ -41619,22 +41093,16 @@
           <w:ilvl w:val="0"/>
           <w:numId w:val="14"/>
         </w:numPr>
-        <w:spacing w:before="53" w:line="301" w:lineRule="exact"/>
-        <w:ind w:left="133"/>
-        <w:rPr>
-          <w:rFonts w:ascii="Times New Roman" w:hAnsi="Times New Roman" w:eastAsia="微软雅黑" w:cs="Times New Roman"/>
-          <w:bCs/>
+        <w:rPr>
+          <w:rFonts w:hint="eastAsia" w:ascii="Times New Roman" w:hAnsi="Times New Roman" w:eastAsia="微软雅黑" w:cs="Times New Roman"/>
           <w:sz w:val="18"/>
-          <w:szCs w:val="18"/>
           <w:lang w:eastAsia="zh-CN"/>
         </w:rPr>
       </w:pPr>
       <w:r>
         <w:rPr>
           <w:rFonts w:hint="eastAsia" w:ascii="Times New Roman" w:hAnsi="Times New Roman" w:eastAsia="微软雅黑" w:cs="Times New Roman"/>
-          <w:bCs/>
           <w:sz w:val="18"/>
-          <w:szCs w:val="18"/>
           <w:lang w:eastAsia="zh-CN"/>
         </w:rPr>
         <w:t>碱基质量Q30占比：测序数据中碱基质量在Q30以上（即碱基识别错误率在千分之一以下）的占比。</w:t>
@@ -41646,45 +41114,19 @@
           <w:ilvl w:val="0"/>
           <w:numId w:val="14"/>
         </w:numPr>
-        <w:spacing w:before="53" w:line="301" w:lineRule="exact"/>
-        <w:ind w:left="133"/>
-        <w:rPr>
-          <w:rFonts w:ascii="Times New Roman" w:hAnsi="Times New Roman" w:eastAsia="微软雅黑" w:cs="Times New Roman"/>
-          <w:bCs/>
+        <w:rPr>
+          <w:rFonts w:hint="eastAsia" w:ascii="Times New Roman" w:hAnsi="Times New Roman" w:eastAsia="微软雅黑" w:cs="Times New Roman"/>
           <w:sz w:val="18"/>
-          <w:szCs w:val="18"/>
           <w:lang w:eastAsia="zh-CN"/>
         </w:rPr>
       </w:pPr>
       <w:r>
         <w:rPr>
           <w:rFonts w:hint="eastAsia" w:ascii="Times New Roman" w:hAnsi="Times New Roman" w:eastAsia="微软雅黑" w:cs="Times New Roman"/>
-          <w:bCs/>
           <w:sz w:val="18"/>
-          <w:szCs w:val="18"/>
           <w:lang w:eastAsia="zh-CN"/>
         </w:rPr>
-        <w:t xml:space="preserve">总体质量评估：根据 </w:t>
-      </w:r>
-      <w:r>
-        <w:rPr>
-          <w:rFonts w:ascii="Times New Roman" w:hAnsi="Times New Roman" w:eastAsia="微软雅黑" w:cs="Times New Roman"/>
-          <w:bCs/>
-          <w:sz w:val="18"/>
-          <w:szCs w:val="18"/>
-          <w:lang w:eastAsia="zh-CN"/>
-        </w:rPr>
-        <w:t xml:space="preserve">DNA </w:t>
-      </w:r>
-      <w:r>
-        <w:rPr>
-          <w:rFonts w:hint="eastAsia" w:ascii="Times New Roman" w:hAnsi="Times New Roman" w:eastAsia="微软雅黑" w:cs="Times New Roman"/>
-          <w:bCs/>
-          <w:sz w:val="18"/>
-          <w:szCs w:val="18"/>
-          <w:lang w:eastAsia="zh-CN"/>
-        </w:rPr>
-        <w:t>平均测序深度进行评估，分为“合格”、“警戒”、“不合格”三个等级。总体质量评估为“警戒”或者“不合格”时，均会影响检测的准确性和敏感性。</w:t>
+        <w:t>总体质量评估：根据 DNA 平均测序深度进行评估，分为“合格”、“警戒“、”不合格”三个等级。总体质量评估为“警戒“或者“不合格”时，均会影响检测的准确性和敏感性。</w:t>
       </w:r>
     </w:p>
     <w:p>
@@ -41702,12 +41144,12 @@
         <w:br w:type="page"/>
       </w:r>
       <w:bookmarkEnd w:id="13"/>
-      <w:bookmarkStart w:id="68" w:name="_Toc28910_WPSOffice_Level1"/>
-      <w:bookmarkStart w:id="69" w:name="_Toc7549"/>
-      <w:bookmarkStart w:id="70" w:name="_Toc11722"/>
-      <w:bookmarkStart w:id="71" w:name="_Toc22484_WPSOffice_Level1"/>
-      <w:bookmarkStart w:id="72" w:name="_Toc16368_WPSOffice_Level1"/>
-      <w:bookmarkStart w:id="73" w:name="_Toc19099"/>
+      <w:bookmarkStart w:id="68" w:name="_Toc19099"/>
+      <w:bookmarkStart w:id="69" w:name="_Toc11722"/>
+      <w:bookmarkStart w:id="70" w:name="_Toc16368_WPSOffice_Level1"/>
+      <w:bookmarkStart w:id="71" w:name="_Toc28910_WPSOffice_Level1"/>
+      <w:bookmarkStart w:id="72" w:name="_Toc22484_WPSOffice_Level1"/>
+      <w:bookmarkStart w:id="73" w:name="_Toc7549"/>
     </w:p>
     <w:p>
       <w:pPr>
@@ -41801,9 +41243,9 @@
               </w:rPr>
             </w:pPr>
             <w:bookmarkStart w:id="75" w:name="_Toc5476"/>
-            <w:bookmarkStart w:id="76" w:name="_Toc26985_WPSOffice_Level1"/>
-            <w:bookmarkStart w:id="77" w:name="_Toc28454_WPSOffice_Level1"/>
-            <w:bookmarkStart w:id="78" w:name="_Toc20170_WPSOffice_Level1"/>
+            <w:bookmarkStart w:id="76" w:name="_Toc20170_WPSOffice_Level1"/>
+            <w:bookmarkStart w:id="77" w:name="_Toc26985_WPSOffice_Level1"/>
+            <w:bookmarkStart w:id="78" w:name="_Toc28454_WPSOffice_Level1"/>
             <w:r>
               <w:rPr>
                 <w:rFonts w:hint="eastAsia" w:ascii="Times New Roman" w:hAnsi="Times New Roman" w:eastAsia="微软雅黑" w:cs="Times New Roman"/>
@@ -42478,8 +41920,6 @@
           <w:lang w:val="en-US" w:eastAsia="zh-CN"/>
         </w:rPr>
       </w:pPr>
-      <w:bookmarkStart w:id="80" w:name="_GoBack"/>
-      <w:bookmarkEnd w:id="80"/>
     </w:p>
     <w:p>
       <w:pPr>
@@ -42719,7 +42159,7 @@
           </w:tblCellMar>
         </w:tblPrEx>
         <w:trPr>
-          <w:trHeight w:val="441" w:hRule="exact"/>
+          <w:trHeight w:val="680" w:hRule="exact"/>
         </w:trPr>
         <w:tc>
           <w:tcPr>
@@ -42769,192 +42209,12 @@
             </w:pPr>
             <w:r>
               <w:rPr>
-                <w:sz w:val="22"/>
-              </w:rPr>
-              <mc:AlternateContent>
-                <mc:Choice Requires="wpg">
-                  <w:drawing>
-                    <wp:anchor distT="0" distB="0" distL="114300" distR="114300" simplePos="0" relativeHeight="251668480" behindDoc="0" locked="0" layoutInCell="1" allowOverlap="1">
-                      <wp:simplePos x="0" y="0"/>
-                      <wp:positionH relativeFrom="column">
-                        <wp:posOffset>7620</wp:posOffset>
-                      </wp:positionH>
-                      <wp:positionV relativeFrom="paragraph">
-                        <wp:posOffset>-480060</wp:posOffset>
-                      </wp:positionV>
-                      <wp:extent cx="3058160" cy="1442720"/>
-                      <wp:effectExtent l="0" t="0" r="5080" b="5080"/>
-                      <wp:wrapNone/>
-                      <wp:docPr id="12" name="组合 12"/>
-                      <wp:cNvGraphicFramePr/>
-                      <a:graphic xmlns:a="http://schemas.openxmlformats.org/drawingml/2006/main">
-                        <a:graphicData uri="http://schemas.microsoft.com/office/word/2010/wordprocessingGroup">
-                          <wpg:wgp>
-                            <wpg:cNvGrpSpPr/>
-                            <wpg:grpSpPr>
-                              <a:xfrm>
-                                <a:off x="0" y="0"/>
-                                <a:ext cx="3058160" cy="1442720"/>
-                                <a:chOff x="19211" y="18842"/>
-                                <a:chExt cx="4816" cy="2272"/>
-                              </a:xfrm>
-                            </wpg:grpSpPr>
-                            <wpg:grpSp>
-                              <wpg:cNvPr id="3" name="组合 6"/>
-                              <wpg:cNvGrpSpPr/>
-                              <wpg:grpSpPr>
-                                <a:xfrm>
-                                  <a:off x="19211" y="18842"/>
-                                  <a:ext cx="4816" cy="2273"/>
-                                  <a:chOff x="19199" y="18902"/>
-                                  <a:chExt cx="4816" cy="2273"/>
-                                </a:xfrm>
-                              </wpg:grpSpPr>
-                              <pic:pic xmlns:pic="http://schemas.openxmlformats.org/drawingml/2006/picture">
-                                <pic:nvPicPr>
-                                  <pic:cNvPr id="4" name="图片 6" descr="蔡冬雪"/>
-                                  <pic:cNvPicPr>
-                                    <a:picLocks noChangeAspect="1"/>
-                                  </pic:cNvPicPr>
-                                </pic:nvPicPr>
-                                <pic:blipFill>
-                                  <a:blip r:embed="rId12">
-                                    <a:clrChange>
-                                      <a:clrFrom>
-                                        <a:srgbClr val="FFFFFF">
-                                          <a:alpha val="100000"/>
-                                        </a:srgbClr>
-                                      </a:clrFrom>
-                                      <a:clrTo>
-                                        <a:srgbClr val="FFFFFF">
-                                          <a:alpha val="100000"/>
-                                          <a:alpha val="0"/>
-                                        </a:srgbClr>
-                                      </a:clrTo>
-                                    </a:clrChange>
-                                  </a:blip>
-                                  <a:srcRect l="18656" t="33322" r="18897" b="26699"/>
-                                  <a:stretch>
-                                    <a:fillRect/>
-                                  </a:stretch>
-                                </pic:blipFill>
-                                <pic:spPr>
-                                  <a:xfrm>
-                                    <a:off x="19199" y="19551"/>
-                                    <a:ext cx="1261" cy="566"/>
-                                  </a:xfrm>
-                                  <a:prstGeom prst="rect">
-                                    <a:avLst/>
-                                  </a:prstGeom>
-                                </pic:spPr>
-                              </pic:pic>
-                              <pic:pic xmlns:pic="http://schemas.openxmlformats.org/drawingml/2006/picture">
-                                <pic:nvPicPr>
-                                  <pic:cNvPr id="6" name="图片 25"/>
-                                  <pic:cNvPicPr>
-                                    <a:picLocks noChangeAspect="1" noChangeArrowheads="1"/>
-                                  </pic:cNvPicPr>
-                                </pic:nvPicPr>
-                                <pic:blipFill>
-                                  <a:blip r:embed="rId15">
-                                    <a:extLst>
-                                      <a:ext uri="{28A0092B-C50C-407E-A947-70E740481C1C}">
-                                        <a14:useLocalDpi xmlns:a14="http://schemas.microsoft.com/office/drawing/2010/main" val="0"/>
-                                      </a:ext>
-                                    </a:extLst>
-                                  </a:blip>
-                                  <a:srcRect/>
-                                  <a:stretch>
-                                    <a:fillRect/>
-                                  </a:stretch>
-                                </pic:blipFill>
-                                <pic:spPr>
-                                  <a:xfrm>
-                                    <a:off x="21742" y="18902"/>
-                                    <a:ext cx="2273" cy="2273"/>
-                                  </a:xfrm>
-                                  <a:prstGeom prst="rect">
-                                    <a:avLst/>
-                                  </a:prstGeom>
-                                  <a:noFill/>
-                                  <a:ln>
-                                    <a:noFill/>
-                                  </a:ln>
-                                </pic:spPr>
-                              </pic:pic>
-                            </wpg:grpSp>
-                            <pic:pic xmlns:pic="http://schemas.openxmlformats.org/drawingml/2006/picture">
-                              <pic:nvPicPr>
-                                <pic:cNvPr id="8" name="图片 4" descr="王建丽"/>
-                                <pic:cNvPicPr>
-                                  <a:picLocks noChangeAspect="1"/>
-                                </pic:cNvPicPr>
-                              </pic:nvPicPr>
-                              <pic:blipFill>
-                                <a:blip r:embed="rId13">
-                                  <a:clrChange>
-                                    <a:clrFrom>
-                                      <a:srgbClr val="FFFFFF">
-                                        <a:alpha val="100000"/>
-                                      </a:srgbClr>
-                                    </a:clrFrom>
-                                    <a:clrTo>
-                                      <a:srgbClr val="FFFFFF">
-                                        <a:alpha val="100000"/>
-                                        <a:alpha val="0"/>
-                                      </a:srgbClr>
-                                    </a:clrTo>
-                                  </a:clrChange>
-                                </a:blip>
-                                <a:stretch>
-                                  <a:fillRect/>
-                                </a:stretch>
-                              </pic:blipFill>
-                              <pic:spPr>
-                                <a:xfrm>
-                                  <a:off x="22261" y="19395"/>
-                                  <a:ext cx="1258" cy="713"/>
-                                </a:xfrm>
-                                <a:prstGeom prst="rect">
-                                  <a:avLst/>
-                                </a:prstGeom>
-                              </pic:spPr>
-                            </pic:pic>
-                          </wpg:wgp>
-                        </a:graphicData>
-                      </a:graphic>
-                    </wp:anchor>
-                  </w:drawing>
-                </mc:Choice>
-                <mc:Fallback>
-                  <w:pict>
-                    <v:group id="_x0000_s1026" o:spid="_x0000_s1026" o:spt="203" style="position:absolute;left:0pt;margin-left:0.6pt;margin-top:-37.8pt;height:113.6pt;width:240.8pt;z-index:251668480;mso-width-relative:page;mso-height-relative:page;" coordorigin="19211,18842" coordsize="4816,2272" o:gfxdata="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">
-                      <o:lock v:ext="edit" aspectratio="f"/>
-                      <v:group id="组合 6" o:spid="_x0000_s1026" o:spt="203" style="position:absolute;left:19211;top:18842;height:2273;width:4816;" coordorigin="19199,18902" coordsize="4816,2273" o:gfxdata="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">
-                        <o:lock v:ext="edit" aspectratio="f"/>
-                        <v:shape id="图片 6" o:spid="_x0000_s1026" o:spt="75" alt="蔡冬雪" type="#_x0000_t75" style="position:absolute;left:19199;top:19551;height:566;width:1261;" filled="f" o:preferrelative="t" stroked="f" coordsize="21600,21600" o:gfxdata="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">
-                          <v:fill on="f" focussize="0,0"/>
-                          <v:stroke on="f"/>
-                          <v:imagedata r:id="rId12" cropleft="12226f" croptop="21838f" cropright="12384f" cropbottom="17497f" chromakey="#FFFFFF" o:title=""/>
-                          <o:lock v:ext="edit" aspectratio="t"/>
-                        </v:shape>
-                        <v:shape id="图片 25" o:spid="_x0000_s1026" o:spt="75" type="#_x0000_t75" style="position:absolute;left:21742;top:18902;height:2273;width:2273;" filled="f" o:preferrelative="t" stroked="f" coordsize="21600,21600" o:gfxdata="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">
-                          <v:fill on="f" focussize="0,0"/>
-                          <v:stroke on="f"/>
-                          <v:imagedata r:id="rId15" o:title=""/>
-                          <o:lock v:ext="edit" aspectratio="t"/>
-                        </v:shape>
-                      </v:group>
-                      <v:shape id="图片 4" o:spid="_x0000_s1026" o:spt="75" alt="王建丽" type="#_x0000_t75" style="position:absolute;left:22261;top:19395;height:713;width:1258;" filled="f" o:preferrelative="t" stroked="f" coordsize="21600,21600" o:gfxdata="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">
-                        <v:fill on="f" focussize="0,0"/>
-                        <v:stroke on="f"/>
-                        <v:imagedata r:id="rId13" chromakey="#FFFFFF" o:title=""/>
-                        <o:lock v:ext="edit" aspectratio="t"/>
-                      </v:shape>
-                    </v:group>
-                  </w:pict>
-                </mc:Fallback>
-              </mc:AlternateContent>
+                <w:rFonts w:hint="eastAsia" w:ascii="Times New Roman" w:hAnsi="Times New Roman" w:cs="Times New Roman"/>
+                <w:b/>
+                <w:sz w:val="24"/>
+                <w:szCs w:val="24"/>
+              </w:rPr>
+              <w:t>{{"ty_tianjin1"|sign(64,28)}}</w:t>
             </w:r>
           </w:p>
         </w:tc>
@@ -43014,6 +42274,76 @@
                 <w:szCs w:val="24"/>
               </w:rPr>
             </w:pPr>
+            <w:r>
+              <w:rPr>
+                <w:rFonts w:hint="eastAsia" w:ascii="Times New Roman" w:hAnsi="Times New Roman" w:cs="Times New Roman"/>
+                <w:b/>
+                <w:sz w:val="24"/>
+                <w:szCs w:val="24"/>
+              </w:rPr>
+              <w:t>{{"ty_tianjin2"|sign(59,34)}}</w:t>
+            </w:r>
+            <w:r>
+              <w:rPr>
+                <w:sz w:val="24"/>
+              </w:rPr>
+              <w:drawing>
+                <wp:anchor distT="0" distB="0" distL="114300" distR="114300" simplePos="0" relativeHeight="251666432" behindDoc="0" locked="0" layoutInCell="1" allowOverlap="1">
+                  <wp:simplePos x="0" y="0"/>
+                  <wp:positionH relativeFrom="column">
+                    <wp:posOffset>-222885</wp:posOffset>
+                  </wp:positionH>
+                  <wp:positionV relativeFrom="paragraph">
+                    <wp:posOffset>-426720</wp:posOffset>
+                  </wp:positionV>
+                  <wp:extent cx="1443355" cy="1443355"/>
+                  <wp:effectExtent l="0" t="0" r="4445" b="4445"/>
+                  <wp:wrapNone/>
+                  <wp:docPr id="8" name="图片 25"/>
+                  <wp:cNvGraphicFramePr>
+                    <a:graphicFrameLocks xmlns:a="http://schemas.openxmlformats.org/drawingml/2006/main" noChangeAspect="1"/>
+                  </wp:cNvGraphicFramePr>
+                  <a:graphic xmlns:a="http://schemas.openxmlformats.org/drawingml/2006/main">
+                    <a:graphicData uri="http://schemas.openxmlformats.org/drawingml/2006/picture">
+                      <pic:pic xmlns:pic="http://schemas.openxmlformats.org/drawingml/2006/picture">
+                        <pic:nvPicPr>
+                          <pic:cNvPr id="8" name="图片 25"/>
+                          <pic:cNvPicPr>
+                            <a:picLocks noChangeAspect="1" noChangeArrowheads="1"/>
+                          </pic:cNvPicPr>
+                        </pic:nvPicPr>
+                        <pic:blipFill>
+                          <a:blip r:embed="rId12">
+                            <a:extLst>
+                              <a:ext uri="{28A0092B-C50C-407E-A947-70E740481C1C}">
+                                <a14:useLocalDpi xmlns:a14="http://schemas.microsoft.com/office/drawing/2010/main" val="0"/>
+                              </a:ext>
+                            </a:extLst>
+                          </a:blip>
+                          <a:srcRect/>
+                          <a:stretch>
+                            <a:fillRect/>
+                          </a:stretch>
+                        </pic:blipFill>
+                        <pic:spPr>
+                          <a:xfrm>
+                            <a:off x="0" y="0"/>
+                            <a:ext cx="1443355" cy="1443355"/>
+                          </a:xfrm>
+                          <a:prstGeom prst="rect">
+                            <a:avLst/>
+                          </a:prstGeom>
+                          <a:noFill/>
+                          <a:ln>
+                            <a:noFill/>
+                          </a:ln>
+                        </pic:spPr>
+                      </pic:pic>
+                    </a:graphicData>
+                  </a:graphic>
+                </wp:anchor>
+              </w:drawing>
+            </w:r>
           </w:p>
         </w:tc>
       </w:tr>
@@ -43186,10 +42516,9 @@
     <w:p>
       <w:pPr>
         <w:rPr>
-          <w:rFonts w:ascii="Times New Roman" w:hAnsi="Times New Roman" w:eastAsia="微软雅黑" w:cs="Times New Roman"/>
+          <w:rFonts w:hint="default"/>
           <w:sz w:val="24"/>
-          <w:szCs w:val="24"/>
-          <w:lang w:eastAsia="zh-CN"/>
+          <w:lang w:val="en-US" w:eastAsia="zh-CN"/>
         </w:rPr>
       </w:pPr>
       <w:r>
@@ -43275,7 +42604,7 @@
           </w:tblCellMar>
         </w:tblPrEx>
         <w:trPr>
-          <w:trHeight w:val="441" w:hRule="exact"/>
+          <w:trHeight w:val="680" w:hRule="exact"/>
         </w:trPr>
         <w:tc>
           <w:tcPr>
@@ -43325,196 +42654,12 @@
             </w:pPr>
             <w:r>
               <w:rPr>
-                <w:sz w:val="22"/>
-              </w:rPr>
-              <mc:AlternateContent>
-                <mc:Choice Requires="wpg">
-                  <w:drawing>
-                    <wp:anchor distT="0" distB="0" distL="114300" distR="114300" simplePos="0" relativeHeight="251669504" behindDoc="0" locked="0" layoutInCell="1" allowOverlap="1">
-                      <wp:simplePos x="0" y="0"/>
-                      <wp:positionH relativeFrom="column">
-                        <wp:posOffset>0</wp:posOffset>
-                      </wp:positionH>
-                      <wp:positionV relativeFrom="paragraph">
-                        <wp:posOffset>-370840</wp:posOffset>
-                      </wp:positionV>
-                      <wp:extent cx="3134360" cy="1443355"/>
-                      <wp:effectExtent l="0" t="0" r="5080" b="4445"/>
-                      <wp:wrapNone/>
-                      <wp:docPr id="18" name="组合 18"/>
-                      <wp:cNvGraphicFramePr/>
-                      <a:graphic xmlns:a="http://schemas.openxmlformats.org/drawingml/2006/main">
-                        <a:graphicData uri="http://schemas.microsoft.com/office/word/2010/wordprocessingGroup">
-                          <wpg:wgp>
-                            <wpg:cNvGrpSpPr/>
-                            <wpg:grpSpPr>
-                              <a:xfrm>
-                                <a:off x="0" y="0"/>
-                                <a:ext cx="3134360" cy="1443355"/>
-                                <a:chOff x="19199" y="20810"/>
-                                <a:chExt cx="4936" cy="2273"/>
-                              </a:xfrm>
-                            </wpg:grpSpPr>
-                            <wpg:grpSp>
-                              <wpg:cNvPr id="19" name="组合 23"/>
-                              <wpg:cNvGrpSpPr/>
-                              <wpg:grpSpPr>
-                                <a:xfrm>
-                                  <a:off x="19199" y="20810"/>
-                                  <a:ext cx="4936" cy="2273"/>
-                                  <a:chOff x="19199" y="20810"/>
-                                  <a:chExt cx="4936" cy="2273"/>
-                                </a:xfrm>
-                              </wpg:grpSpPr>
-                              <pic:pic xmlns:pic="http://schemas.openxmlformats.org/drawingml/2006/picture">
-                                <pic:nvPicPr>
-                                  <pic:cNvPr id="32" name="图片 1"/>
-                                  <pic:cNvPicPr>
-                                    <a:picLocks noChangeAspect="1"/>
-                                  </pic:cNvPicPr>
-                                </pic:nvPicPr>
-                                <pic:blipFill>
-                                  <a:blip r:embed="rId14">
-                                    <a:clrChange>
-                                      <a:clrFrom>
-                                        <a:srgbClr val="FFFFFF">
-                                          <a:alpha val="100000"/>
-                                        </a:srgbClr>
-                                      </a:clrFrom>
-                                      <a:clrTo>
-                                        <a:srgbClr val="FFFFFF">
-                                          <a:alpha val="100000"/>
-                                          <a:alpha val="0"/>
-                                        </a:srgbClr>
-                                      </a:clrTo>
-                                    </a:clrChange>
-                                  </a:blip>
-                                  <a:srcRect l="10922" t="11667"/>
-                                  <a:stretch>
-                                    <a:fillRect/>
-                                  </a:stretch>
-                                </pic:blipFill>
-                                <pic:spPr>
-                                  <a:xfrm>
-                                    <a:off x="19199" y="21203"/>
-                                    <a:ext cx="1672" cy="901"/>
-                                  </a:xfrm>
-                                  <a:prstGeom prst="rect">
-                                    <a:avLst/>
-                                  </a:prstGeom>
-                                  <a:noFill/>
-                                  <a:ln>
-                                    <a:noFill/>
-                                  </a:ln>
-                                </pic:spPr>
-                              </pic:pic>
-                              <pic:pic xmlns:pic="http://schemas.openxmlformats.org/drawingml/2006/picture">
-                                <pic:nvPicPr>
-                                  <pic:cNvPr id="20" name="图片 25"/>
-                                  <pic:cNvPicPr>
-                                    <a:picLocks noChangeAspect="1" noChangeArrowheads="1"/>
-                                  </pic:cNvPicPr>
-                                </pic:nvPicPr>
-                                <pic:blipFill>
-                                  <a:blip r:embed="rId15">
-                                    <a:extLst>
-                                      <a:ext uri="{28A0092B-C50C-407E-A947-70E740481C1C}">
-                                        <a14:useLocalDpi xmlns:a14="http://schemas.microsoft.com/office/drawing/2010/main" val="0"/>
-                                      </a:ext>
-                                    </a:extLst>
-                                  </a:blip>
-                                  <a:srcRect/>
-                                  <a:stretch>
-                                    <a:fillRect/>
-                                  </a:stretch>
-                                </pic:blipFill>
-                                <pic:spPr>
-                                  <a:xfrm>
-                                    <a:off x="21862" y="20810"/>
-                                    <a:ext cx="2273" cy="2273"/>
-                                  </a:xfrm>
-                                  <a:prstGeom prst="rect">
-                                    <a:avLst/>
-                                  </a:prstGeom>
-                                  <a:noFill/>
-                                  <a:ln>
-                                    <a:noFill/>
-                                  </a:ln>
-                                </pic:spPr>
-                              </pic:pic>
-                            </wpg:grpSp>
-                            <pic:pic xmlns:pic="http://schemas.openxmlformats.org/drawingml/2006/picture">
-                              <pic:nvPicPr>
-                                <pic:cNvPr id="25" name="图片 11" descr="王建丽"/>
-                                <pic:cNvPicPr>
-                                  <a:picLocks noChangeAspect="1"/>
-                                </pic:cNvPicPr>
-                              </pic:nvPicPr>
-                              <pic:blipFill>
-                                <a:blip r:embed="rId13">
-                                  <a:clrChange>
-                                    <a:clrFrom>
-                                      <a:srgbClr val="FFFFFF">
-                                        <a:alpha val="100000"/>
-                                      </a:srgbClr>
-                                    </a:clrFrom>
-                                    <a:clrTo>
-                                      <a:srgbClr val="FFFFFF">
-                                        <a:alpha val="100000"/>
-                                        <a:alpha val="0"/>
-                                      </a:srgbClr>
-                                    </a:clrTo>
-                                  </a:clrChange>
-                                </a:blip>
-                                <a:stretch>
-                                  <a:fillRect/>
-                                </a:stretch>
-                              </pic:blipFill>
-                              <pic:spPr>
-                                <a:xfrm>
-                                  <a:off x="22321" y="21215"/>
-                                  <a:ext cx="1488" cy="842"/>
-                                </a:xfrm>
-                                <a:prstGeom prst="rect">
-                                  <a:avLst/>
-                                </a:prstGeom>
-                              </pic:spPr>
-                            </pic:pic>
-                          </wpg:wgp>
-                        </a:graphicData>
-                      </a:graphic>
-                    </wp:anchor>
-                  </w:drawing>
-                </mc:Choice>
-                <mc:Fallback>
-                  <w:pict>
-                    <v:group id="_x0000_s1026" o:spid="_x0000_s1026" o:spt="203" style="position:absolute;left:0pt;margin-left:0pt;margin-top:-29.2pt;height:113.65pt;width:246.8pt;z-index:251669504;mso-width-relative:page;mso-height-relative:page;" coordorigin="19199,20810" coordsize="4936,2273" o:gfxdata="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">
-                      <o:lock v:ext="edit" aspectratio="f"/>
-                      <v:group id="组合 23" o:spid="_x0000_s1026" o:spt="203" style="position:absolute;left:19199;top:20810;height:2273;width:4936;" coordorigin="19199,20810" coordsize="4936,2273" o:gfxdata="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">
-                        <o:lock v:ext="edit" aspectratio="f"/>
-                        <v:shape id="图片 1" o:spid="_x0000_s1026" o:spt="75" type="#_x0000_t75" style="position:absolute;left:19199;top:21203;height:901;width:1672;" filled="f" o:preferrelative="t" stroked="f" coordsize="21600,21600" o:gfxdata="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">
-                          <v:fill on="f" focussize="0,0"/>
-                          <v:stroke on="f"/>
-                          <v:imagedata r:id="rId14" cropleft="7158f" croptop="7646f" chromakey="#FFFFFF" o:title=""/>
-                          <o:lock v:ext="edit" aspectratio="t"/>
-                        </v:shape>
-                        <v:shape id="图片 25" o:spid="_x0000_s1026" o:spt="75" type="#_x0000_t75" style="position:absolute;left:21862;top:20810;height:2273;width:2273;" filled="f" o:preferrelative="t" stroked="f" coordsize="21600,21600" o:gfxdata="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">
-                          <v:fill on="f" focussize="0,0"/>
-                          <v:stroke on="f"/>
-                          <v:imagedata r:id="rId15" o:title=""/>
-                          <o:lock v:ext="edit" aspectratio="t"/>
-                        </v:shape>
-                      </v:group>
-                      <v:shape id="图片 11" o:spid="_x0000_s1026" o:spt="75" alt="王建丽" type="#_x0000_t75" style="position:absolute;left:22321;top:21215;height:842;width:1488;" filled="f" o:preferrelative="t" stroked="f" coordsize="21600,21600" o:gfxdata="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">
-                        <v:fill on="f" focussize="0,0"/>
-                        <v:stroke on="f"/>
-                        <v:imagedata r:id="rId13" chromakey="#FFFFFF" o:title=""/>
-                        <o:lock v:ext="edit" aspectratio="t"/>
-                      </v:shape>
-                    </v:group>
-                  </w:pict>
-                </mc:Fallback>
-              </mc:AlternateContent>
+                <w:rFonts w:hint="eastAsia" w:ascii="Times New Roman" w:hAnsi="Times New Roman" w:cs="Times New Roman"/>
+                <w:b/>
+                <w:sz w:val="24"/>
+                <w:szCs w:val="24"/>
+              </w:rPr>
+              <w:t>{{"ty_guangzhou1"|sign(62,34)}}</w:t>
             </w:r>
           </w:p>
         </w:tc>
@@ -43574,6 +42719,76 @@
                 <w:szCs w:val="24"/>
               </w:rPr>
             </w:pPr>
+            <w:r>
+              <w:rPr>
+                <w:rFonts w:hint="eastAsia" w:ascii="Times New Roman" w:hAnsi="Times New Roman" w:cs="Times New Roman"/>
+                <w:b/>
+                <w:sz w:val="24"/>
+                <w:szCs w:val="24"/>
+              </w:rPr>
+              <w:t>{{"ty_guangzhou2"|sign(59,34)}}</w:t>
+            </w:r>
+            <w:r>
+              <w:rPr>
+                <w:sz w:val="24"/>
+              </w:rPr>
+              <w:drawing>
+                <wp:anchor distT="0" distB="0" distL="114300" distR="114300" simplePos="0" relativeHeight="251667456" behindDoc="0" locked="0" layoutInCell="1" allowOverlap="1">
+                  <wp:simplePos x="0" y="0"/>
+                  <wp:positionH relativeFrom="column">
+                    <wp:posOffset>-283845</wp:posOffset>
+                  </wp:positionH>
+                  <wp:positionV relativeFrom="paragraph">
+                    <wp:posOffset>-415290</wp:posOffset>
+                  </wp:positionV>
+                  <wp:extent cx="1443355" cy="1443355"/>
+                  <wp:effectExtent l="0" t="0" r="4445" b="4445"/>
+                  <wp:wrapNone/>
+                  <wp:docPr id="22" name="图片 25"/>
+                  <wp:cNvGraphicFramePr>
+                    <a:graphicFrameLocks xmlns:a="http://schemas.openxmlformats.org/drawingml/2006/main" noChangeAspect="1"/>
+                  </wp:cNvGraphicFramePr>
+                  <a:graphic xmlns:a="http://schemas.openxmlformats.org/drawingml/2006/main">
+                    <a:graphicData uri="http://schemas.openxmlformats.org/drawingml/2006/picture">
+                      <pic:pic xmlns:pic="http://schemas.openxmlformats.org/drawingml/2006/picture">
+                        <pic:nvPicPr>
+                          <pic:cNvPr id="22" name="图片 25"/>
+                          <pic:cNvPicPr>
+                            <a:picLocks noChangeAspect="1" noChangeArrowheads="1"/>
+                          </pic:cNvPicPr>
+                        </pic:nvPicPr>
+                        <pic:blipFill>
+                          <a:blip r:embed="rId12">
+                            <a:extLst>
+                              <a:ext uri="{28A0092B-C50C-407E-A947-70E740481C1C}">
+                                <a14:useLocalDpi xmlns:a14="http://schemas.microsoft.com/office/drawing/2010/main" val="0"/>
+                              </a:ext>
+                            </a:extLst>
+                          </a:blip>
+                          <a:srcRect/>
+                          <a:stretch>
+                            <a:fillRect/>
+                          </a:stretch>
+                        </pic:blipFill>
+                        <pic:spPr>
+                          <a:xfrm>
+                            <a:off x="0" y="0"/>
+                            <a:ext cx="1443355" cy="1443355"/>
+                          </a:xfrm>
+                          <a:prstGeom prst="rect">
+                            <a:avLst/>
+                          </a:prstGeom>
+                          <a:noFill/>
+                          <a:ln>
+                            <a:noFill/>
+                          </a:ln>
+                        </pic:spPr>
+                      </pic:pic>
+                    </a:graphicData>
+                  </a:graphic>
+                </wp:anchor>
+              </w:drawing>
+            </w:r>
           </w:p>
         </w:tc>
       </w:tr>
@@ -43745,17 +42960,26 @@
     </w:tbl>
     <w:p>
       <w:pPr>
-        <w:tabs>
-          <w:tab w:val="left" w:pos="6770"/>
-        </w:tabs>
-        <w:spacing w:before="27"/>
-        <w:rPr>
-          <w:rFonts w:hint="eastAsia" w:ascii="Times New Roman" w:hAnsi="Times New Roman" w:eastAsia="微软雅黑" w:cs="Times New Roman"/>
-          <w:b w:val="0"/>
-          <w:bCs w:val="0"/>
+        <w:keepNext w:val="0"/>
+        <w:keepLines w:val="0"/>
+        <w:pageBreakBefore w:val="0"/>
+        <w:widowControl/>
+        <w:kinsoku/>
+        <w:wordWrap/>
+        <w:overflowPunct/>
+        <w:topLinePunct w:val="0"/>
+        <w:autoSpaceDE/>
+        <w:autoSpaceDN/>
+        <w:bidi w:val="0"/>
+        <w:adjustRightInd/>
+        <w:snapToGrid/>
+        <w:spacing w:after="157" w:afterLines="50" w:line="240" w:lineRule="auto"/>
+        <w:textAlignment w:val="auto"/>
+        <w:rPr>
+          <w:rFonts w:hint="default" w:ascii="Times New Roman" w:hAnsi="Times New Roman" w:eastAsia="微软雅黑" w:cs="Times New Roman"/>
           <w:sz w:val="24"/>
           <w:szCs w:val="22"/>
-          <w:lang w:val="en-US" w:eastAsia="zh-CN" w:bidi="ar-SA"/>
+          <w:lang w:val="en-US" w:eastAsia="en-US" w:bidi="ar-SA"/>
         </w:rPr>
       </w:pPr>
       <w:r>
@@ -43786,7 +43010,7 @@
           <w:lang w:val="en-US" w:eastAsia="en-US" w:bidi="ar-SA"/>
         </w:rPr>
         <w:drawing>
-          <wp:anchor distT="0" distB="0" distL="114935" distR="114935" simplePos="0" relativeHeight="251666432" behindDoc="0" locked="0" layoutInCell="1" allowOverlap="1">
+          <wp:anchor distT="0" distB="0" distL="114935" distR="114935" simplePos="0" relativeHeight="251664384" behindDoc="0" locked="0" layoutInCell="1" allowOverlap="1">
             <wp:simplePos x="0" y="0"/>
             <wp:positionH relativeFrom="column">
               <wp:posOffset>723900</wp:posOffset>
@@ -43811,7 +43035,7 @@
                     </pic:cNvPicPr>
                   </pic:nvPicPr>
                   <pic:blipFill>
-                    <a:blip r:embed="rId16"/>
+                    <a:blip r:embed="rId13"/>
                     <a:stretch>
                       <a:fillRect/>
                     </a:stretch>
@@ -43843,7 +43067,7 @@
           <w:lang w:val="en-US" w:eastAsia="en-US" w:bidi="ar-SA"/>
         </w:rPr>
         <w:drawing>
-          <wp:anchor distT="0" distB="0" distL="114935" distR="114935" simplePos="0" relativeHeight="251664384" behindDoc="0" locked="0" layoutInCell="1" allowOverlap="1">
+          <wp:anchor distT="0" distB="0" distL="114935" distR="114935" simplePos="0" relativeHeight="251662336" behindDoc="0" locked="0" layoutInCell="1" allowOverlap="1">
             <wp:simplePos x="0" y="0"/>
             <wp:positionH relativeFrom="column">
               <wp:posOffset>30480</wp:posOffset>
@@ -43868,7 +43092,7 @@
                     </pic:cNvPicPr>
                   </pic:nvPicPr>
                   <pic:blipFill>
-                    <a:blip r:embed="rId17"/>
+                    <a:blip r:embed="rId14"/>
                     <a:stretch>
                       <a:fillRect/>
                     </a:stretch>
@@ -44040,7 +43264,7 @@
           <w:lang w:val="en-US" w:eastAsia="zh-CN" w:bidi="ar-SA"/>
         </w:rPr>
         <w:drawing>
-          <wp:anchor distT="0" distB="0" distL="0" distR="0" simplePos="0" relativeHeight="251663360" behindDoc="1" locked="0" layoutInCell="1" allowOverlap="1">
+          <wp:anchor distT="0" distB="0" distL="0" distR="0" simplePos="0" relativeHeight="251661312" behindDoc="1" locked="0" layoutInCell="1" allowOverlap="1">
             <wp:simplePos x="0" y="0"/>
             <wp:positionH relativeFrom="column">
               <wp:posOffset>4900295</wp:posOffset>
@@ -44395,7 +43619,7 @@
                     </pic:cNvPicPr>
                   </pic:nvPicPr>
                   <pic:blipFill>
-                    <a:blip r:embed="rId18"/>
+                    <a:blip r:embed="rId15"/>
                     <a:stretch>
                       <a:fillRect/>
                     </a:stretch>
@@ -45116,23 +44340,13 @@
         <w:ind w:left="425" w:hanging="425"/>
       </w:pPr>
       <w:rPr>
-        <w:rFonts w:hint="default"/>
+        <w:rFonts w:hint="default" w:ascii="Times New Roman" w:hAnsi="Times New Roman" w:cs="Times New Roman"/>
+        <w:sz w:val="18"/>
+        <w:szCs w:val="18"/>
       </w:rPr>
     </w:lvl>
   </w:abstractNum>
   <w:abstractNum w:abstractNumId="6">
-    <w:nsid w:val="219D0AF6"/>
-    <w:multiLevelType w:val="singleLevel"/>
-    <w:tmpl w:val="219D0AF6"/>
-    <w:lvl w:ilvl="0" w:tentative="0">
-      <w:start w:val="1"/>
-      <w:numFmt w:val="decimal"/>
-      <w:suff w:val="space"/>
-      <w:lvlText w:val="%1."/>
-      <w:lvlJc w:val="left"/>
-    </w:lvl>
-  </w:abstractNum>
-  <w:abstractNum w:abstractNumId="7">
     <w:nsid w:val="2CEC1C1C"/>
     <w:multiLevelType w:val="multilevel"/>
     <w:tmpl w:val="2CEC1C1C"/>
@@ -45246,7 +44460,7 @@
       </w:rPr>
     </w:lvl>
   </w:abstractNum>
-  <w:abstractNum w:abstractNumId="8">
+  <w:abstractNum w:abstractNumId="7">
     <w:nsid w:val="34613CBC"/>
     <w:multiLevelType w:val="multilevel"/>
     <w:tmpl w:val="34613CBC"/>
@@ -45364,7 +44578,7 @@
       </w:rPr>
     </w:lvl>
   </w:abstractNum>
-  <w:abstractNum w:abstractNumId="9">
+  <w:abstractNum w:abstractNumId="8">
     <w:nsid w:val="361A96C8"/>
     <w:multiLevelType w:val="singleLevel"/>
     <w:tmpl w:val="361A96C8"/>
@@ -45384,7 +44598,7 @@
       </w:rPr>
     </w:lvl>
   </w:abstractNum>
-  <w:abstractNum w:abstractNumId="10">
+  <w:abstractNum w:abstractNumId="9">
     <w:nsid w:val="51FFA607"/>
     <w:multiLevelType w:val="singleLevel"/>
     <w:tmpl w:val="51FFA607"/>
@@ -45404,7 +44618,7 @@
       </w:rPr>
     </w:lvl>
   </w:abstractNum>
-  <w:abstractNum w:abstractNumId="11">
+  <w:abstractNum w:abstractNumId="10">
     <w:nsid w:val="537D38B0"/>
     <w:multiLevelType w:val="multilevel"/>
     <w:tmpl w:val="537D38B0"/>
@@ -45522,24 +44736,7 @@
       </w:rPr>
     </w:lvl>
   </w:abstractNum>
-  <w:abstractNum w:abstractNumId="12">
-    <w:nsid w:val="58AABCAB"/>
-    <w:multiLevelType w:val="singleLevel"/>
-    <w:tmpl w:val="58AABCAB"/>
-    <w:lvl w:ilvl="0" w:tentative="0">
-      <w:start w:val="1"/>
-      <w:numFmt w:val="bullet"/>
-      <w:lvlText w:val=""/>
-      <w:lvlJc w:val="left"/>
-      <w:pPr>
-        <w:ind w:left="420" w:hanging="420"/>
-      </w:pPr>
-      <w:rPr>
-        <w:rFonts w:hint="default" w:ascii="Wingdings" w:hAnsi="Wingdings"/>
-      </w:rPr>
-    </w:lvl>
-  </w:abstractNum>
-  <w:abstractNum w:abstractNumId="13">
+  <w:abstractNum w:abstractNumId="11">
     <w:nsid w:val="5B812BEF"/>
     <w:multiLevelType w:val="multilevel"/>
     <w:tmpl w:val="5B812BEF"/>
@@ -45657,7 +44854,7 @@
       </w:rPr>
     </w:lvl>
   </w:abstractNum>
-  <w:abstractNum w:abstractNumId="14">
+  <w:abstractNum w:abstractNumId="12">
     <w:nsid w:val="64416983"/>
     <w:multiLevelType w:val="multilevel"/>
     <w:tmpl w:val="64416983"/>
@@ -45771,133 +44968,159 @@
       </w:rPr>
     </w:lvl>
   </w:abstractNum>
-  <w:abstractNum w:abstractNumId="15">
-    <w:nsid w:val="6B30E631"/>
+  <w:abstractNum w:abstractNumId="13">
+    <w:nsid w:val="70C53F05"/>
     <w:multiLevelType w:val="multilevel"/>
-    <w:tmpl w:val="6B30E631"/>
+    <w:tmpl w:val="70C53F05"/>
     <w:lvl w:ilvl="0" w:tentative="0">
       <w:start w:val="1"/>
-      <w:numFmt w:val="bullet"/>
-      <w:lvlText w:val=""/>
+      <w:numFmt w:val="decimal"/>
+      <w:lvlText w:val="%1."/>
       <w:lvlJc w:val="left"/>
       <w:pPr>
-        <w:ind w:left="420" w:hanging="420"/>
+        <w:ind w:left="425" w:hanging="425"/>
       </w:pPr>
       <w:rPr>
-        <w:rFonts w:hint="default" w:ascii="Wingdings" w:hAnsi="Wingdings" w:cs="Wingdings"/>
+        <w:rFonts w:hint="default"/>
+        <w:sz w:val="18"/>
+        <w:szCs w:val="18"/>
       </w:rPr>
     </w:lvl>
     <w:lvl w:ilvl="1" w:tentative="0">
       <w:start w:val="1"/>
       <w:numFmt w:val="decimal"/>
-      <w:lvlText w:val="%2."/>
+      <w:lvlText w:val="(%2)"/>
       <w:lvlJc w:val="left"/>
       <w:pPr>
         <w:tabs>
-          <w:tab w:val="left" w:pos="1440"/>
+          <w:tab w:val="left" w:pos="840"/>
         </w:tabs>
-        <w:ind w:left="1440" w:hanging="360"/>
+        <w:ind w:left="840" w:hanging="420"/>
       </w:pPr>
+      <w:rPr>
+        <w:rFonts w:hint="default"/>
+      </w:rPr>
     </w:lvl>
     <w:lvl w:ilvl="2" w:tentative="0">
       <w:start w:val="1"/>
-      <w:numFmt w:val="decimal"/>
-      <w:lvlText w:val="%3."/>
+      <w:numFmt w:val="decimalEnclosedCircleChinese"/>
+      <w:lvlText w:val="%3"/>
       <w:lvlJc w:val="left"/>
       <w:pPr>
         <w:tabs>
-          <w:tab w:val="left" w:pos="2160"/>
+          <w:tab w:val="left" w:pos="1260"/>
         </w:tabs>
-        <w:ind w:left="2160" w:hanging="360"/>
+        <w:ind w:left="1260" w:hanging="420"/>
       </w:pPr>
+      <w:rPr>
+        <w:rFonts w:hint="default"/>
+      </w:rPr>
     </w:lvl>
     <w:lvl w:ilvl="3" w:tentative="0">
       <w:start w:val="1"/>
       <w:numFmt w:val="decimal"/>
-      <w:lvlText w:val="%4."/>
+      <w:lvlText w:val="%4)"/>
       <w:lvlJc w:val="left"/>
       <w:pPr>
         <w:tabs>
-          <w:tab w:val="left" w:pos="2880"/>
+          <w:tab w:val="left" w:pos="1680"/>
         </w:tabs>
-        <w:ind w:left="2880" w:hanging="360"/>
+        <w:ind w:left="1680" w:hanging="420"/>
       </w:pPr>
+      <w:rPr>
+        <w:rFonts w:hint="default"/>
+      </w:rPr>
     </w:lvl>
     <w:lvl w:ilvl="4" w:tentative="0">
       <w:start w:val="1"/>
-      <w:numFmt w:val="decimal"/>
+      <w:numFmt w:val="lowerLetter"/>
       <w:lvlText w:val="%5."/>
       <w:lvlJc w:val="left"/>
       <w:pPr>
         <w:tabs>
-          <w:tab w:val="left" w:pos="3600"/>
+          <w:tab w:val="left" w:pos="2100"/>
         </w:tabs>
-        <w:ind w:left="3600" w:hanging="360"/>
+        <w:ind w:left="2100" w:hanging="420"/>
       </w:pPr>
+      <w:rPr>
+        <w:rFonts w:hint="default"/>
+      </w:rPr>
     </w:lvl>
     <w:lvl w:ilvl="5" w:tentative="0">
       <w:start w:val="1"/>
-      <w:numFmt w:val="decimal"/>
-      <w:lvlText w:val="%6."/>
+      <w:numFmt w:val="lowerLetter"/>
+      <w:lvlText w:val="%6)"/>
       <w:lvlJc w:val="left"/>
       <w:pPr>
         <w:tabs>
-          <w:tab w:val="left" w:pos="4320"/>
+          <w:tab w:val="left" w:pos="2520"/>
         </w:tabs>
-        <w:ind w:left="4320" w:hanging="360"/>
+        <w:ind w:left="2520" w:hanging="420"/>
       </w:pPr>
+      <w:rPr>
+        <w:rFonts w:hint="default"/>
+      </w:rPr>
     </w:lvl>
     <w:lvl w:ilvl="6" w:tentative="0">
       <w:start w:val="1"/>
-      <w:numFmt w:val="decimal"/>
+      <w:numFmt w:val="lowerRoman"/>
       <w:lvlText w:val="%7."/>
       <w:lvlJc w:val="left"/>
       <w:pPr>
         <w:tabs>
-          <w:tab w:val="left" w:pos="5040"/>
+          <w:tab w:val="left" w:pos="2940"/>
         </w:tabs>
-        <w:ind w:left="5040" w:hanging="360"/>
+        <w:ind w:left="2940" w:hanging="420"/>
       </w:pPr>
+      <w:rPr>
+        <w:rFonts w:hint="default"/>
+      </w:rPr>
     </w:lvl>
     <w:lvl w:ilvl="7" w:tentative="0">
       <w:start w:val="1"/>
-      <w:numFmt w:val="decimal"/>
-      <w:lvlText w:val="%8."/>
+      <w:numFmt w:val="lowerRoman"/>
+      <w:lvlText w:val="%8)"/>
       <w:lvlJc w:val="left"/>
       <w:pPr>
         <w:tabs>
-          <w:tab w:val="left" w:pos="5760"/>
+          <w:tab w:val="left" w:pos="3360"/>
         </w:tabs>
-        <w:ind w:left="5760" w:hanging="360"/>
+        <w:ind w:left="3360" w:hanging="420"/>
       </w:pPr>
+      <w:rPr>
+        <w:rFonts w:hint="default"/>
+      </w:rPr>
     </w:lvl>
     <w:lvl w:ilvl="8" w:tentative="0">
       <w:start w:val="1"/>
-      <w:numFmt w:val="decimal"/>
+      <w:numFmt w:val="lowerLetter"/>
       <w:lvlText w:val="%9."/>
       <w:lvlJc w:val="left"/>
       <w:pPr>
         <w:tabs>
-          <w:tab w:val="left" w:pos="6480"/>
+          <w:tab w:val="left" w:pos="3780"/>
         </w:tabs>
-        <w:ind w:left="6480" w:hanging="360"/>
+        <w:ind w:left="3780" w:hanging="420"/>
       </w:pPr>
+      <w:rPr>
+        <w:rFonts w:hint="default"/>
+      </w:rPr>
     </w:lvl>
   </w:abstractNum>
   <w:num w:numId="1">
+    <w:abstractNumId w:val="10"/>
+  </w:num>
+  <w:num w:numId="2">
+    <w:abstractNumId w:val="12"/>
+  </w:num>
+  <w:num w:numId="3">
     <w:abstractNumId w:val="11"/>
   </w:num>
-  <w:num w:numId="2">
-    <w:abstractNumId w:val="14"/>
-  </w:num>
-  <w:num w:numId="3">
-    <w:abstractNumId w:val="13"/>
-  </w:num>
   <w:num w:numId="4">
-    <w:abstractNumId w:val="7"/>
+    <w:abstractNumId w:val="6"/>
   </w:num>
   <w:num w:numId="5">
-    <w:abstractNumId w:val="8"/>
+    <w:abstractNumId w:val="7"/>
   </w:num>
   <w:num w:numId="6">
     <w:abstractNumId w:val="5"/>
@@ -45906,10 +45129,10 @@
     <w:abstractNumId w:val="3"/>
   </w:num>
   <w:num w:numId="8">
-    <w:abstractNumId w:val="9"/>
+    <w:abstractNumId w:val="8"/>
   </w:num>
   <w:num w:numId="9">
-    <w:abstractNumId w:val="10"/>
+    <w:abstractNumId w:val="9"/>
   </w:num>
   <w:num w:numId="10">
     <w:abstractNumId w:val="1"/>
@@ -45924,13 +45147,7 @@
     <w:abstractNumId w:val="2"/>
   </w:num>
   <w:num w:numId="14">
-    <w:abstractNumId w:val="6"/>
-  </w:num>
-  <w:num w:numId="15">
-    <w:abstractNumId w:val="12"/>
-  </w:num>
-  <w:num w:numId="16">
-    <w:abstractNumId w:val="15"/>
+    <w:abstractNumId w:val="13"/>
   </w:num>
 </w:numbering>
 </file>
